--- a/back/src/static/todoSilver/Acuerdo de Confidencialidad .docx
+++ b/back/src/static/todoSilver/Acuerdo de Confidencialidad .docx
@@ -13727,87 +13727,7 @@
           <w:b/>
           <w:spacing w:val="-2"/>
         </w:rPr>
-        <w:t>23</w:t>
-      </w:r>
-      <w:r>
-        <w:rPr>
-          <w:rFonts w:ascii="Tahoma" w:hAnsi="Tahoma"/>
-          <w:b/>
-          <w:spacing w:val="-12"/>
-        </w:rPr>
-        <w:t xml:space="preserve"> </w:t>
-      </w:r>
-      <w:r>
-        <w:rPr>
-          <w:rFonts w:ascii="Tahoma" w:hAnsi="Tahoma"/>
-          <w:b/>
-          <w:spacing w:val="-2"/>
-        </w:rPr>
-        <w:t>del</w:t>
-      </w:r>
-      <w:r>
-        <w:rPr>
-          <w:rFonts w:ascii="Tahoma" w:hAnsi="Tahoma"/>
-          <w:b/>
-          <w:spacing w:val="-5"/>
-        </w:rPr>
-        <w:t xml:space="preserve"> </w:t>
-      </w:r>
-      <w:r>
-        <w:rPr>
-          <w:rFonts w:ascii="Tahoma" w:hAnsi="Tahoma"/>
-          <w:b/>
-          <w:spacing w:val="-2"/>
-        </w:rPr>
-        <w:t>mes</w:t>
-      </w:r>
-      <w:r>
-        <w:rPr>
-          <w:rFonts w:ascii="Tahoma" w:hAnsi="Tahoma"/>
-          <w:b/>
-          <w:spacing w:val="-6"/>
-        </w:rPr>
-        <w:t xml:space="preserve"> </w:t>
-      </w:r>
-      <w:r>
-        <w:rPr>
-          <w:rFonts w:ascii="Tahoma" w:hAnsi="Tahoma"/>
-          <w:b/>
-          <w:spacing w:val="-2"/>
-        </w:rPr>
-        <w:t>de</w:t>
-      </w:r>
-      <w:r>
-        <w:rPr>
-          <w:rFonts w:ascii="Tahoma" w:hAnsi="Tahoma"/>
-          <w:b/>
-          <w:spacing w:val="-9"/>
-        </w:rPr>
-        <w:t xml:space="preserve"> </w:t>
-      </w:r>
-      <w:r>
-        <w:rPr>
-          <w:rFonts w:ascii="Tahoma" w:hAnsi="Tahoma"/>
-          <w:b/>
-          <w:spacing w:val="-2"/>
-        </w:rPr>
-        <w:t>marzo</w:t>
-      </w:r>
-      <w:r>
-        <w:rPr>
-          <w:rFonts w:ascii="Tahoma" w:hAnsi="Tahoma"/>
-          <w:b/>
-          <w:spacing w:val="-8"/>
-        </w:rPr>
-        <w:t xml:space="preserve"> </w:t>
-      </w:r>
-      <w:r>
-        <w:rPr>
-          <w:rFonts w:ascii="Tahoma" w:hAnsi="Tahoma"/>
-          <w:b/>
-          <w:spacing w:val="-4"/>
-        </w:rPr>
-        <w:t>2026</w:t>
+        <w:t>{{FechaInicioContrato}}</w:t>
       </w:r>
     </w:p>
     <w:p>
@@ -16185,6 +16105,7 @@
   <w:style w:type="character" w:default="1" w:styleId="Fuentedeprrafopredeter">
     <w:name w:val="Default Paragraph Font"/>
     <w:uiPriority w:val="1"/>
+    <w:semiHidden/>
     <w:unhideWhenUsed/>
   </w:style>
   <w:style w:type="table" w:default="1" w:styleId="Tablanormal">

--- a/back/src/static/todoSilver/Acuerdo de Confidencialidad .docx
+++ b/back/src/static/todoSilver/Acuerdo de Confidencialidad .docx
@@ -1,6 +1,6 @@
 
 <file path=word/document.xml><?xml version="1.0" encoding="utf-8"?>
-<w:document xmlns:wpc="http://schemas.microsoft.com/office/word/2010/wordprocessingCanvas" xmlns:cx="http://schemas.microsoft.com/office/drawing/2014/chartex" xmlns:cx1="http://schemas.microsoft.com/office/drawing/2015/9/8/chartex" xmlns:cx2="http://schemas.microsoft.com/office/drawing/2015/10/21/chartex" xmlns:cx3="http://schemas.microsoft.com/office/drawing/2016/5/9/chartex" xmlns:cx4="http://schemas.microsoft.com/office/drawing/2016/5/10/chartex" xmlns:cx5="http://schemas.microsoft.com/office/drawing/2016/5/11/chartex" xmlns:cx6="http://schemas.microsoft.com/office/drawing/2016/5/12/chartex" xmlns:cx7="http://schemas.microsoft.com/office/drawing/2016/5/13/chartex" xmlns:cx8="http://schemas.microsoft.com/office/drawing/2016/5/14/chartex" xmlns:mc="http://schemas.openxmlformats.org/markup-compatibility/2006" xmlns:aink="http://schemas.microsoft.com/office/drawing/2016/ink" xmlns:am3d="http://schemas.microsoft.com/office/drawing/2017/model3d" xmlns:o="urn:schemas-microsoft-com:office:office" xmlns:oel="http://schemas.microsoft.com/office/2019/extlst" xmlns:r="http://schemas.openxmlformats.org/officeDocument/2006/relationships" xmlns:m="http://schemas.openxmlformats.org/officeDocument/2006/math" xmlns:v="urn:schemas-microsoft-com:vml" xmlns:wp14="http://schemas.microsoft.com/office/word/2010/wordprocessingDrawing" xmlns:wp="http://schemas.openxmlformats.org/drawingml/2006/wordprocessingDrawing" xmlns:w10="urn:schemas-microsoft-com:office:word" xmlns:w="http://schemas.openxmlformats.org/wordprocessingml/2006/main" xmlns:w14="http://schemas.microsoft.com/office/word/2010/wordml" xmlns:w15="http://schemas.microsoft.com/office/word/2012/wordml" xmlns:w16cex="http://schemas.microsoft.com/office/word/2018/wordml/cex" xmlns:w16cid="http://schemas.microsoft.com/office/word/2016/wordml/cid" xmlns:w16="http://schemas.microsoft.com/office/word/2018/wordml" xmlns:w16du="http://schemas.microsoft.com/office/word/2023/wordml/word16du" xmlns:w16sdtdh="http://schemas.microsoft.com/office/word/2020/wordml/sdtdatahash" xmlns:w16sdtfl="http://schemas.microsoft.com/office/word/2024/wordml/sdtformatlock" xmlns:w16se="http://schemas.microsoft.com/office/word/2015/wordml/symex" xmlns:wpg="http://schemas.microsoft.com/office/word/2010/wordprocessingGroup" xmlns:wpi="http://schemas.microsoft.com/office/word/2010/wordprocessingInk" xmlns:wne="http://schemas.microsoft.com/office/word/2006/wordml" xmlns:wps="http://schemas.microsoft.com/office/word/2010/wordprocessingShape" mc:Ignorable="w14 w15 w16se w16cid w16 w16cex w16sdtdh w16sdtfl w16du wp14">
+<w:document xmlns:wpc="http://schemas.microsoft.com/office/word/2010/wordprocessingCanvas" xmlns:cx="http://schemas.microsoft.com/office/drawing/2014/chartex" xmlns:cx1="http://schemas.microsoft.com/office/drawing/2015/9/8/chartex" xmlns:cx2="http://schemas.microsoft.com/office/drawing/2015/10/21/chartex" xmlns:cx3="http://schemas.microsoft.com/office/drawing/2016/5/9/chartex" xmlns:cx4="http://schemas.microsoft.com/office/drawing/2016/5/10/chartex" xmlns:cx5="http://schemas.microsoft.com/office/drawing/2016/5/11/chartex" xmlns:cx6="http://schemas.microsoft.com/office/drawing/2016/5/12/chartex" xmlns:cx7="http://schemas.microsoft.com/office/drawing/2016/5/13/chartex" xmlns:cx8="http://schemas.microsoft.com/office/drawing/2016/5/14/chartex" xmlns:mc="http://schemas.openxmlformats.org/markup-compatibility/2006" xmlns:aink="http://schemas.microsoft.com/office/drawing/2016/ink" xmlns:am3d="http://schemas.microsoft.com/office/drawing/2017/model3d" xmlns:o="urn:schemas-microsoft-com:office:office" xmlns:oel="http://schemas.microsoft.com/office/2019/extlst" xmlns:r="http://schemas.openxmlformats.org/officeDocument/2006/relationships" xmlns:m="http://schemas.openxmlformats.org/officeDocument/2006/math" xmlns:v="urn:schemas-microsoft-com:vml" xmlns:wp14="http://schemas.microsoft.com/office/word/2010/wordprocessingDrawing" xmlns:wp="http://schemas.openxmlformats.org/drawingml/2006/wordprocessingDrawing" xmlns:w10="urn:schemas-microsoft-com:office:word" xmlns:w="http://schemas.openxmlformats.org/wordprocessingml/2006/main" xmlns:w14="http://schemas.microsoft.com/office/word/2010/wordml" xmlns:w15="http://schemas.microsoft.com/office/word/2012/wordml" xmlns:w16cei="http://schemas.microsoft.com/office/word/2026/wordml/cei" xmlns:w16cex="http://schemas.microsoft.com/office/word/2018/wordml/cex" xmlns:w16cid="http://schemas.microsoft.com/office/word/2016/wordml/cid" xmlns:w16="http://schemas.microsoft.com/office/word/2018/wordml" xmlns:w16du="http://schemas.microsoft.com/office/word/2023/wordml/word16du" xmlns:w16sdtdh="http://schemas.microsoft.com/office/word/2020/wordml/sdtdatahash" xmlns:w16sdtfl="http://schemas.microsoft.com/office/word/2024/wordml/sdtformatlock" xmlns:w16se="http://schemas.microsoft.com/office/word/2015/wordml/symex" xmlns:wpg="http://schemas.microsoft.com/office/word/2010/wordprocessingGroup" xmlns:wpi="http://schemas.microsoft.com/office/word/2010/wordprocessingInk" xmlns:wne="http://schemas.microsoft.com/office/word/2006/wordml" xmlns:wps="http://schemas.microsoft.com/office/word/2010/wordprocessingShape" mc:Ignorable="w14 w15 w16se w16cid w16 w16cex w16sdtdh w16sdtfl w16du wp14">
   <w:body>
     <w:tbl>
       <w:tblPr>
@@ -532,1167 +532,465 @@
     </w:p>
     <w:p>
       <w:pPr>
-        <w:spacing w:line="242" w:lineRule="auto"/>
-        <w:ind w:left="2" w:right="135"/>
+        <w:pStyle w:val="Textoindependiente"/>
+        <w:spacing w:before="20"/>
         <w:jc w:val="both"/>
+        <w:rPr>
+          <w:spacing w:val="-8"/>
+          <w:lang w:val="es-CO"/>
+        </w:rPr>
       </w:pPr>
       <w:r>
         <w:rPr>
           <w:spacing w:val="-8"/>
-        </w:rPr>
-        <w:t>Entre los</w:t>
-      </w:r>
-      <w:r>
-        <w:rPr>
-          <w:spacing w:val="-11"/>
-        </w:rPr>
-        <w:t xml:space="preserve"> </w:t>
-      </w:r>
-      <w:r>
-        <w:rPr>
-          <w:spacing w:val="-8"/>
-        </w:rPr>
-        <w:t>suscritos,</w:t>
-      </w:r>
-      <w:r>
-        <w:rPr>
-          <w:spacing w:val="-10"/>
-        </w:rPr>
-        <w:t xml:space="preserve"> </w:t>
-      </w:r>
-      <w:r>
-        <w:rPr>
-          <w:spacing w:val="-8"/>
-        </w:rPr>
-        <w:t>a</w:t>
-      </w:r>
-      <w:r>
-        <w:rPr>
-          <w:spacing w:val="-11"/>
-        </w:rPr>
-        <w:t xml:space="preserve"> </w:t>
-      </w:r>
-      <w:r>
-        <w:rPr>
-          <w:spacing w:val="-8"/>
-        </w:rPr>
-        <w:t>saber: la</w:t>
-      </w:r>
-      <w:r>
-        <w:rPr>
-          <w:spacing w:val="-11"/>
-        </w:rPr>
-        <w:t xml:space="preserve"> </w:t>
-      </w:r>
-      <w:r>
-        <w:rPr>
-          <w:spacing w:val="-8"/>
-        </w:rPr>
-        <w:t xml:space="preserve">señora </w:t>
-      </w:r>
-      <w:r>
-        <w:rPr>
-          <w:rFonts w:ascii="Tahoma" w:hAnsi="Tahoma"/>
-          <w:b/>
-          <w:spacing w:val="-8"/>
-        </w:rPr>
-        <w:t>DANIELA</w:t>
-      </w:r>
-      <w:r>
-        <w:rPr>
-          <w:rFonts w:ascii="Tahoma" w:hAnsi="Tahoma"/>
-          <w:b/>
-        </w:rPr>
-        <w:t xml:space="preserve"> </w:t>
-      </w:r>
-      <w:r>
-        <w:rPr>
-          <w:rFonts w:ascii="Tahoma" w:hAnsi="Tahoma"/>
-          <w:b/>
-          <w:spacing w:val="-8"/>
-        </w:rPr>
-        <w:t>BELTRÁN</w:t>
-      </w:r>
-      <w:r>
-        <w:rPr>
-          <w:rFonts w:ascii="Tahoma" w:hAnsi="Tahoma"/>
-          <w:b/>
-        </w:rPr>
-        <w:t xml:space="preserve"> </w:t>
-      </w:r>
-      <w:r>
-        <w:rPr>
-          <w:rFonts w:ascii="Tahoma" w:hAnsi="Tahoma"/>
-          <w:b/>
-          <w:spacing w:val="-8"/>
-        </w:rPr>
-        <w:t>GÓMEZ</w:t>
-      </w:r>
-      <w:r>
-        <w:rPr>
-          <w:rFonts w:ascii="Tahoma" w:hAnsi="Tahoma"/>
-          <w:b/>
-        </w:rPr>
-        <w:t xml:space="preserve"> </w:t>
-      </w:r>
-      <w:r>
-        <w:rPr>
-          <w:spacing w:val="-8"/>
-        </w:rPr>
-        <w:t>mayor de</w:t>
-      </w:r>
-      <w:r>
-        <w:rPr>
-          <w:spacing w:val="-10"/>
-        </w:rPr>
-        <w:t xml:space="preserve"> </w:t>
-      </w:r>
-      <w:r>
-        <w:rPr>
-          <w:spacing w:val="-8"/>
-        </w:rPr>
-        <w:t xml:space="preserve">edad, </w:t>
-      </w:r>
-      <w:r>
-        <w:t>identificada</w:t>
-      </w:r>
-      <w:r>
-        <w:rPr>
-          <w:spacing w:val="-2"/>
-        </w:rPr>
-        <w:t xml:space="preserve"> </w:t>
-      </w:r>
-      <w:r>
-        <w:t xml:space="preserve">con </w:t>
-      </w:r>
-      <w:r>
-        <w:rPr>
-          <w:rFonts w:ascii="Tahoma" w:hAnsi="Tahoma"/>
-          <w:b/>
-        </w:rPr>
-        <w:t xml:space="preserve">C.C. 1.128.472.903 </w:t>
-      </w:r>
-      <w:r>
-        <w:t>obrando</w:t>
-      </w:r>
-      <w:r>
-        <w:rPr>
-          <w:spacing w:val="-1"/>
-        </w:rPr>
-        <w:t xml:space="preserve"> </w:t>
-      </w:r>
-      <w:r>
-        <w:t>en su</w:t>
-      </w:r>
-      <w:r>
-        <w:rPr>
-          <w:spacing w:val="-2"/>
-        </w:rPr>
-        <w:t xml:space="preserve"> </w:t>
-      </w:r>
-      <w:r>
-        <w:t xml:space="preserve">calidad de Representante Legal de </w:t>
-      </w:r>
-      <w:r>
-        <w:rPr>
-          <w:rFonts w:ascii="Tahoma" w:hAnsi="Tahoma"/>
-          <w:b/>
-        </w:rPr>
-        <w:t>SILVER CONSULTING S.A.S.</w:t>
-      </w:r>
-      <w:r>
-        <w:t xml:space="preserve">, persona jurídica identificada con </w:t>
-      </w:r>
-      <w:r>
-        <w:rPr>
-          <w:rFonts w:ascii="Tahoma" w:hAnsi="Tahoma"/>
-          <w:b/>
-        </w:rPr>
-        <w:t>NIT 901149190 -</w:t>
-      </w:r>
-      <w:r>
-        <w:rPr>
-          <w:rFonts w:ascii="Tahoma" w:hAnsi="Tahoma"/>
-          <w:b/>
-          <w:spacing w:val="-1"/>
-        </w:rPr>
-        <w:t xml:space="preserve"> </w:t>
-      </w:r>
-      <w:r>
-        <w:rPr>
-          <w:rFonts w:ascii="Tahoma" w:hAnsi="Tahoma"/>
-          <w:b/>
-        </w:rPr>
-        <w:t>0,</w:t>
-      </w:r>
-      <w:r>
-        <w:rPr>
-          <w:rFonts w:ascii="Tahoma" w:hAnsi="Tahoma"/>
-          <w:b/>
-          <w:spacing w:val="-3"/>
-        </w:rPr>
-        <w:t xml:space="preserve"> </w:t>
-      </w:r>
-      <w:r>
-        <w:t>cuyo</w:t>
-      </w:r>
-      <w:r>
-        <w:rPr>
-          <w:spacing w:val="-16"/>
-        </w:rPr>
-        <w:t xml:space="preserve"> </w:t>
-      </w:r>
-      <w:r>
-        <w:t>domicilio</w:t>
-      </w:r>
-      <w:r>
-        <w:rPr>
-          <w:spacing w:val="-14"/>
-        </w:rPr>
-        <w:t xml:space="preserve"> </w:t>
-      </w:r>
-      <w:r>
-        <w:t>principal</w:t>
-      </w:r>
-      <w:r>
-        <w:rPr>
-          <w:spacing w:val="-16"/>
-        </w:rPr>
-        <w:t xml:space="preserve"> </w:t>
-      </w:r>
-      <w:r>
-        <w:t>se</w:t>
-      </w:r>
-      <w:r>
-        <w:rPr>
-          <w:spacing w:val="-14"/>
-        </w:rPr>
-        <w:t xml:space="preserve"> </w:t>
-      </w:r>
-      <w:r>
-        <w:t>encuentra</w:t>
-      </w:r>
-      <w:r>
-        <w:rPr>
-          <w:spacing w:val="-17"/>
-        </w:rPr>
-        <w:t xml:space="preserve"> </w:t>
-      </w:r>
-      <w:r>
-        <w:t>en</w:t>
-      </w:r>
-      <w:r>
-        <w:rPr>
-          <w:spacing w:val="-17"/>
-        </w:rPr>
-        <w:t xml:space="preserve"> </w:t>
-      </w:r>
-      <w:r>
-        <w:t>Medellín</w:t>
-      </w:r>
-      <w:r>
-        <w:rPr>
-          <w:spacing w:val="-11"/>
-        </w:rPr>
-        <w:t xml:space="preserve"> </w:t>
-      </w:r>
-      <w:r>
-        <w:t>–</w:t>
-      </w:r>
-      <w:r>
-        <w:rPr>
-          <w:spacing w:val="-13"/>
-        </w:rPr>
-        <w:t xml:space="preserve"> </w:t>
-      </w:r>
-      <w:r>
-        <w:t xml:space="preserve">Antioquia, </w:t>
-      </w:r>
-      <w:r>
-        <w:rPr>
-          <w:spacing w:val="-6"/>
-        </w:rPr>
-        <w:t>quien</w:t>
-      </w:r>
-      <w:r>
-        <w:rPr>
-          <w:spacing w:val="-12"/>
-        </w:rPr>
-        <w:t xml:space="preserve"> </w:t>
-      </w:r>
-      <w:r>
-        <w:rPr>
-          <w:spacing w:val="-6"/>
-        </w:rPr>
-        <w:t>para</w:t>
-      </w:r>
-      <w:r>
-        <w:rPr>
-          <w:spacing w:val="-9"/>
-        </w:rPr>
-        <w:t xml:space="preserve"> </w:t>
-      </w:r>
-      <w:r>
-        <w:rPr>
-          <w:spacing w:val="-6"/>
-        </w:rPr>
-        <w:t>los</w:t>
-      </w:r>
-      <w:r>
-        <w:rPr>
-          <w:spacing w:val="-12"/>
-        </w:rPr>
-        <w:t xml:space="preserve"> </w:t>
-      </w:r>
-      <w:r>
-        <w:rPr>
-          <w:spacing w:val="-6"/>
-        </w:rPr>
-        <w:t>efectos</w:t>
-      </w:r>
-      <w:r>
-        <w:rPr>
-          <w:spacing w:val="-11"/>
-        </w:rPr>
-        <w:t xml:space="preserve"> </w:t>
-      </w:r>
-      <w:r>
-        <w:rPr>
-          <w:spacing w:val="-6"/>
-        </w:rPr>
-        <w:t>del</w:t>
-      </w:r>
-      <w:r>
-        <w:rPr>
-          <w:spacing w:val="-10"/>
-        </w:rPr>
-        <w:t xml:space="preserve"> </w:t>
-      </w:r>
-      <w:r>
-        <w:rPr>
-          <w:spacing w:val="-6"/>
-        </w:rPr>
-        <w:t>presente</w:t>
-      </w:r>
-      <w:r>
-        <w:rPr>
-          <w:spacing w:val="-12"/>
-        </w:rPr>
-        <w:t xml:space="preserve"> </w:t>
-      </w:r>
-      <w:r>
-        <w:rPr>
-          <w:spacing w:val="-6"/>
-        </w:rPr>
-        <w:t>contrato</w:t>
-      </w:r>
-      <w:r>
-        <w:rPr>
-          <w:spacing w:val="-12"/>
-        </w:rPr>
-        <w:t xml:space="preserve"> </w:t>
-      </w:r>
-      <w:r>
-        <w:rPr>
-          <w:spacing w:val="-6"/>
-        </w:rPr>
-        <w:t>se</w:t>
-      </w:r>
-      <w:r>
-        <w:rPr>
-          <w:spacing w:val="-9"/>
-        </w:rPr>
-        <w:t xml:space="preserve"> </w:t>
-      </w:r>
-      <w:r>
-        <w:rPr>
-          <w:spacing w:val="-6"/>
+          <w:lang w:val="es-CO"/>
+        </w:rPr>
+        <w:t xml:space="preserve">Entre los suscritos, a saber: la señora </w:t>
+      </w:r>
+      <w:r>
+        <w:rPr>
+          <w:b/>
+          <w:bCs/>
+          <w:spacing w:val="-8"/>
+          <w:lang w:val="es-CO"/>
+        </w:rPr>
+        <w:t>{{</w:t>
+      </w:r>
+      <w:proofErr w:type="spellStart"/>
+      <w:r>
+        <w:rPr>
+          <w:b/>
+          <w:bCs/>
+          <w:spacing w:val="-8"/>
+          <w:lang w:val="es-CO"/>
+        </w:rPr>
+        <w:t>EmpresaRepresentanteLegal</w:t>
+      </w:r>
+      <w:proofErr w:type="spellEnd"/>
+      <w:r>
+        <w:rPr>
+          <w:b/>
+          <w:bCs/>
+          <w:spacing w:val="-8"/>
+          <w:lang w:val="es-CO"/>
+        </w:rPr>
+        <w:t>}}</w:t>
+      </w:r>
+      <w:r>
+        <w:rPr>
+          <w:spacing w:val="-8"/>
+          <w:lang w:val="es-CO"/>
+        </w:rPr>
+        <w:t xml:space="preserve"> mayor de edad,</w:t>
+      </w:r>
+      <w:r>
+        <w:rPr>
+          <w:spacing w:val="-8"/>
+          <w:lang w:val="es-CO"/>
+        </w:rPr>
+        <w:t xml:space="preserve"> </w:t>
+      </w:r>
+      <w:r>
+        <w:rPr>
+          <w:spacing w:val="-8"/>
+          <w:lang w:val="es-CO"/>
+        </w:rPr>
+        <w:t xml:space="preserve">identificada con </w:t>
+      </w:r>
+      <w:r>
+        <w:rPr>
+          <w:b/>
+          <w:bCs/>
+          <w:spacing w:val="-8"/>
+          <w:lang w:val="es-CO"/>
+        </w:rPr>
+        <w:t>C.C.</w:t>
+      </w:r>
+      <w:r>
+        <w:rPr>
+          <w:spacing w:val="-8"/>
+          <w:lang w:val="es-CO"/>
+        </w:rPr>
+        <w:t xml:space="preserve"> </w:t>
+      </w:r>
+      <w:r>
+        <w:rPr>
+          <w:b/>
+          <w:bCs/>
+          <w:spacing w:val="-8"/>
+          <w:lang w:val="es-CO"/>
+        </w:rPr>
+        <w:t>{{</w:t>
+      </w:r>
+      <w:proofErr w:type="spellStart"/>
+      <w:r>
+        <w:rPr>
+          <w:b/>
+          <w:bCs/>
+          <w:spacing w:val="-8"/>
+          <w:lang w:val="es-CO"/>
+        </w:rPr>
+        <w:t>EmpresaCedulaRepresentante</w:t>
+      </w:r>
+      <w:proofErr w:type="spellEnd"/>
+      <w:r>
+        <w:rPr>
+          <w:b/>
+          <w:bCs/>
+          <w:spacing w:val="-8"/>
+          <w:lang w:val="es-CO"/>
+        </w:rPr>
+        <w:t>}}</w:t>
+      </w:r>
+      <w:r>
+        <w:rPr>
+          <w:spacing w:val="-8"/>
+          <w:lang w:val="es-CO"/>
+        </w:rPr>
+        <w:t xml:space="preserve"> obrando en su calidad de</w:t>
+      </w:r>
+      <w:r>
+        <w:rPr>
+          <w:spacing w:val="-8"/>
+          <w:lang w:val="es-CO"/>
+        </w:rPr>
+        <w:t xml:space="preserve"> </w:t>
+      </w:r>
+      <w:r>
+        <w:rPr>
+          <w:spacing w:val="-8"/>
+          <w:lang w:val="es-CO"/>
+        </w:rPr>
+        <w:t xml:space="preserve">Representante Legal de </w:t>
+      </w:r>
+      <w:r>
+        <w:rPr>
+          <w:b/>
+          <w:bCs/>
+          <w:spacing w:val="-8"/>
+          <w:lang w:val="es-CO"/>
+        </w:rPr>
+        <w:t>{{</w:t>
+      </w:r>
+      <w:proofErr w:type="spellStart"/>
+      <w:r>
+        <w:rPr>
+          <w:b/>
+          <w:bCs/>
+          <w:spacing w:val="-8"/>
+          <w:lang w:val="es-CO"/>
+        </w:rPr>
+        <w:t>EmpresaRazonSocial</w:t>
+      </w:r>
+      <w:proofErr w:type="spellEnd"/>
+      <w:r>
+        <w:rPr>
+          <w:b/>
+          <w:bCs/>
+          <w:spacing w:val="-8"/>
+          <w:lang w:val="es-CO"/>
+        </w:rPr>
+        <w:t>}}</w:t>
+      </w:r>
+      <w:r>
+        <w:rPr>
+          <w:spacing w:val="-8"/>
+          <w:lang w:val="es-CO"/>
+        </w:rPr>
+        <w:t>, persona jurídica identificada con</w:t>
+      </w:r>
+      <w:r>
+        <w:rPr>
+          <w:spacing w:val="-8"/>
+          <w:lang w:val="es-CO"/>
+        </w:rPr>
+        <w:t xml:space="preserve"> </w:t>
+      </w:r>
+      <w:r>
+        <w:rPr>
+          <w:b/>
+          <w:bCs/>
+          <w:spacing w:val="-8"/>
+          <w:lang w:val="es-CO"/>
+        </w:rPr>
+        <w:t>NIT {{</w:t>
+      </w:r>
+      <w:proofErr w:type="spellStart"/>
+      <w:r>
+        <w:rPr>
+          <w:b/>
+          <w:bCs/>
+          <w:spacing w:val="-8"/>
+          <w:lang w:val="es-CO"/>
+        </w:rPr>
+        <w:t>EmpresaNit</w:t>
+      </w:r>
+      <w:proofErr w:type="spellEnd"/>
+      <w:r>
+        <w:rPr>
+          <w:b/>
+          <w:bCs/>
+          <w:spacing w:val="-8"/>
+          <w:lang w:val="es-CO"/>
+        </w:rPr>
+        <w:t>}}</w:t>
+      </w:r>
+      <w:r>
+        <w:rPr>
+          <w:spacing w:val="-8"/>
+          <w:lang w:val="es-CO"/>
+        </w:rPr>
+        <w:t>, cuyo domicilio principal se encuentra en</w:t>
+      </w:r>
+      <w:r>
+        <w:rPr>
+          <w:spacing w:val="-8"/>
+          <w:lang w:val="es-CO"/>
+        </w:rPr>
+        <w:t xml:space="preserve"> </w:t>
+      </w:r>
+      <w:r>
+        <w:rPr>
+          <w:b/>
+          <w:bCs/>
+          <w:spacing w:val="-8"/>
+          <w:lang w:val="es-CO"/>
+        </w:rPr>
+        <w:t>{{</w:t>
+      </w:r>
+      <w:proofErr w:type="spellStart"/>
+      <w:r>
+        <w:rPr>
+          <w:b/>
+          <w:bCs/>
+          <w:spacing w:val="-8"/>
+          <w:lang w:val="es-CO"/>
+        </w:rPr>
+        <w:t>EmpresaDomicilio</w:t>
+      </w:r>
+      <w:proofErr w:type="spellEnd"/>
+      <w:r>
+        <w:rPr>
+          <w:b/>
+          <w:bCs/>
+          <w:spacing w:val="-8"/>
+          <w:lang w:val="es-CO"/>
+        </w:rPr>
+        <w:t>}}</w:t>
+      </w:r>
+      <w:r>
+        <w:rPr>
+          <w:spacing w:val="-8"/>
+          <w:lang w:val="es-CO"/>
+        </w:rPr>
+        <w:t>,</w:t>
+      </w:r>
+      <w:r>
+        <w:rPr>
+          <w:spacing w:val="-8"/>
+          <w:lang w:val="es-CO"/>
+        </w:rPr>
+        <w:t xml:space="preserve"> </w:t>
+      </w:r>
+      <w:r>
+        <w:rPr>
+          <w:spacing w:val="-8"/>
+          <w:lang w:val="es-CO"/>
+        </w:rPr>
+        <w:t>quien para los efectos</w:t>
+      </w:r>
+      <w:r>
+        <w:rPr>
+          <w:spacing w:val="-8"/>
+          <w:lang w:val="es-CO"/>
+        </w:rPr>
+        <w:t xml:space="preserve"> </w:t>
+      </w:r>
+      <w:r>
+        <w:rPr>
+          <w:spacing w:val="-8"/>
+          <w:lang w:val="es-CO"/>
+        </w:rPr>
+        <w:t xml:space="preserve">del presente contrato se denominará </w:t>
+      </w:r>
+      <w:r>
+        <w:rPr>
+          <w:b/>
+          <w:bCs/>
+          <w:spacing w:val="-8"/>
+          <w:lang w:val="es-CO"/>
+        </w:rPr>
+        <w:t>EL PROPIETARIO DE LA INFORMACIÓN –</w:t>
+      </w:r>
+      <w:r>
+        <w:rPr>
+          <w:b/>
+          <w:bCs/>
+          <w:spacing w:val="-8"/>
+          <w:lang w:val="es-CO"/>
+        </w:rPr>
+        <w:t xml:space="preserve"> </w:t>
+      </w:r>
+      <w:r>
+        <w:rPr>
+          <w:b/>
+          <w:bCs/>
+          <w:spacing w:val="-8"/>
+          <w:lang w:val="es-CO"/>
+        </w:rPr>
+        <w:t>CONTRATANTE</w:t>
+      </w:r>
+      <w:r>
+        <w:rPr>
+          <w:spacing w:val="-8"/>
+          <w:lang w:val="es-CO"/>
+        </w:rPr>
+        <w:t xml:space="preserve">, y por otra parte, </w:t>
+      </w:r>
+      <w:r>
+        <w:rPr>
+          <w:b/>
+          <w:bCs/>
+          <w:spacing w:val="-8"/>
+          <w:lang w:val="es-CO"/>
+        </w:rPr>
+        <w:t>{{</w:t>
+      </w:r>
+      <w:proofErr w:type="spellStart"/>
+      <w:r>
+        <w:rPr>
+          <w:b/>
+          <w:bCs/>
+          <w:spacing w:val="-8"/>
+          <w:lang w:val="es-CO"/>
+        </w:rPr>
+        <w:t>ContratistaComparecencia</w:t>
+      </w:r>
+      <w:proofErr w:type="spellEnd"/>
+      <w:r>
+        <w:rPr>
+          <w:b/>
+          <w:bCs/>
+          <w:spacing w:val="-8"/>
+          <w:lang w:val="es-CO"/>
+        </w:rPr>
+        <w:t>}}</w:t>
+      </w:r>
+      <w:r>
+        <w:rPr>
+          <w:spacing w:val="-8"/>
+          <w:lang w:val="es-CO"/>
+        </w:rPr>
+        <w:t>, quien en adelante se</w:t>
+      </w:r>
+      <w:r>
+        <w:rPr>
+          <w:spacing w:val="-8"/>
+          <w:lang w:val="es-CO"/>
+        </w:rPr>
+        <w:t xml:space="preserve"> </w:t>
+      </w:r>
+      <w:r>
+        <w:rPr>
+          <w:spacing w:val="-8"/>
+          <w:lang w:val="es-CO"/>
         </w:rPr>
         <w:t xml:space="preserve">denominará </w:t>
       </w:r>
       <w:r>
         <w:rPr>
-          <w:rFonts w:ascii="Tahoma" w:hAnsi="Tahoma"/>
-          <w:b/>
-          <w:spacing w:val="-6"/>
-        </w:rPr>
-        <w:t>EL</w:t>
-      </w:r>
-      <w:r>
-        <w:rPr>
-          <w:rFonts w:ascii="Tahoma" w:hAnsi="Tahoma"/>
-          <w:b/>
-        </w:rPr>
-        <w:t xml:space="preserve"> </w:t>
-      </w:r>
-      <w:r>
-        <w:rPr>
-          <w:rFonts w:ascii="Tahoma" w:hAnsi="Tahoma"/>
-          <w:b/>
-          <w:spacing w:val="-6"/>
-        </w:rPr>
-        <w:t>PROPIETARIO</w:t>
-      </w:r>
-      <w:r>
-        <w:rPr>
-          <w:rFonts w:ascii="Tahoma" w:hAnsi="Tahoma"/>
-          <w:b/>
-        </w:rPr>
-        <w:t xml:space="preserve"> </w:t>
-      </w:r>
-      <w:r>
-        <w:rPr>
-          <w:rFonts w:ascii="Tahoma" w:hAnsi="Tahoma"/>
-          <w:b/>
-          <w:spacing w:val="-6"/>
-        </w:rPr>
-        <w:t xml:space="preserve">DE </w:t>
-      </w:r>
-      <w:r>
-        <w:rPr>
-          <w:rFonts w:ascii="Tahoma" w:hAnsi="Tahoma"/>
-          <w:b/>
-          <w:spacing w:val="-8"/>
-        </w:rPr>
-        <w:t>LA</w:t>
-      </w:r>
-      <w:r>
-        <w:rPr>
-          <w:rFonts w:ascii="Tahoma" w:hAnsi="Tahoma"/>
-          <w:b/>
-        </w:rPr>
-        <w:t xml:space="preserve"> </w:t>
-      </w:r>
-      <w:r>
-        <w:rPr>
-          <w:rFonts w:ascii="Tahoma" w:hAnsi="Tahoma"/>
-          <w:b/>
-          <w:spacing w:val="-8"/>
-        </w:rPr>
-        <w:t>INFORMACIÓN</w:t>
-      </w:r>
-      <w:r>
-        <w:rPr>
-          <w:rFonts w:ascii="Tahoma" w:hAnsi="Tahoma"/>
-          <w:b/>
-          <w:spacing w:val="4"/>
-        </w:rPr>
-        <w:t xml:space="preserve"> </w:t>
-      </w:r>
-      <w:r>
-        <w:rPr>
-          <w:rFonts w:ascii="Tahoma" w:hAnsi="Tahoma"/>
-          <w:b/>
-          <w:spacing w:val="-8"/>
-        </w:rPr>
-        <w:t>–</w:t>
-      </w:r>
-      <w:r>
-        <w:rPr>
-          <w:rFonts w:ascii="Tahoma" w:hAnsi="Tahoma"/>
-          <w:b/>
-          <w:spacing w:val="1"/>
-        </w:rPr>
-        <w:t xml:space="preserve"> </w:t>
-      </w:r>
-      <w:r>
-        <w:rPr>
-          <w:rFonts w:ascii="Tahoma" w:hAnsi="Tahoma"/>
-          <w:b/>
-          <w:spacing w:val="-8"/>
-        </w:rPr>
-        <w:t>CONTRATANTE</w:t>
-      </w:r>
-      <w:r>
-        <w:rPr>
-          <w:spacing w:val="-8"/>
-        </w:rPr>
-        <w:t>,</w:t>
-      </w:r>
-      <w:r>
-        <w:rPr>
-          <w:spacing w:val="-9"/>
-        </w:rPr>
-        <w:t xml:space="preserve"> </w:t>
-      </w:r>
-      <w:r>
-        <w:rPr>
-          <w:spacing w:val="-8"/>
-        </w:rPr>
-        <w:t>y</w:t>
-      </w:r>
-      <w:r>
-        <w:rPr>
-          <w:spacing w:val="-12"/>
-        </w:rPr>
-        <w:t xml:space="preserve"> </w:t>
-      </w:r>
-      <w:r>
-        <w:rPr>
-          <w:spacing w:val="-8"/>
-        </w:rPr>
-        <w:t>por</w:t>
-      </w:r>
-      <w:r>
-        <w:rPr>
-          <w:spacing w:val="-11"/>
-        </w:rPr>
-        <w:t xml:space="preserve"> </w:t>
-      </w:r>
-      <w:r>
-        <w:rPr>
-          <w:spacing w:val="-8"/>
-        </w:rPr>
-        <w:t>otra</w:t>
-      </w:r>
-      <w:r>
-        <w:rPr>
-          <w:spacing w:val="-10"/>
-        </w:rPr>
-        <w:t xml:space="preserve"> </w:t>
-      </w:r>
-      <w:r>
-        <w:rPr>
-          <w:spacing w:val="-8"/>
-        </w:rPr>
-        <w:t>parte,</w:t>
-      </w:r>
-      <w:r>
-        <w:rPr>
-          <w:spacing w:val="-7"/>
-        </w:rPr>
-        <w:t xml:space="preserve"> </w:t>
-      </w:r>
-      <w:r>
-        <w:rPr>
-          <w:rFonts w:ascii="Tahoma" w:hAnsi="Tahoma"/>
-          <w:b/>
-          <w:spacing w:val="-8"/>
-        </w:rPr>
-        <w:t>{{</w:t>
-      </w:r>
-      <w:r>
-        <w:rPr>
-          <w:rFonts w:ascii="Tahoma" w:hAnsi="Tahoma"/>
-          <w:b/>
-          <w:spacing w:val="-8"/>
-        </w:rPr>
-        <w:t>NombreCompleto</w:t>
-      </w:r>
-      <w:r>
-        <w:rPr>
-          <w:rFonts w:ascii="Tahoma" w:hAnsi="Tahoma"/>
-          <w:b/>
-          <w:spacing w:val="-8"/>
-        </w:rPr>
-        <w:t>}}</w:t>
-      </w:r>
-      <w:r>
-        <w:rPr>
-          <w:rFonts w:ascii="Tahoma" w:hAnsi="Tahoma"/>
-          <w:b/>
-          <w:spacing w:val="-17"/>
-        </w:rPr>
-        <w:t xml:space="preserve"> </w:t>
-      </w:r>
-      <w:r>
-        <w:t>identificado</w:t>
-      </w:r>
-      <w:r>
-        <w:rPr>
-          <w:spacing w:val="-19"/>
-        </w:rPr>
-        <w:t xml:space="preserve"> </w:t>
-      </w:r>
-      <w:r>
-        <w:t>con</w:t>
-      </w:r>
-      <w:r>
-        <w:rPr>
-          <w:spacing w:val="-19"/>
-        </w:rPr>
-        <w:t xml:space="preserve"> </w:t>
-      </w:r>
-      <w:r>
-        <w:rPr>
-          <w:rFonts w:ascii="Tahoma" w:hAnsi="Tahoma"/>
-          <w:b/>
-        </w:rPr>
-        <w:t>{{</w:t>
-      </w:r>
-      <w:r>
-        <w:rPr>
-          <w:rFonts w:ascii="Tahoma" w:hAnsi="Tahoma"/>
-          <w:b/>
-        </w:rPr>
-        <w:t>TipoDocumento</w:t>
-      </w:r>
-      <w:r>
-        <w:rPr>
-          <w:rFonts w:ascii="Tahoma" w:hAnsi="Tahoma"/>
-          <w:b/>
-        </w:rPr>
-        <w:t>}}</w:t>
-      </w:r>
-      <w:r>
-        <w:rPr>
-          <w:rFonts w:ascii="Tahoma" w:hAnsi="Tahoma"/>
-          <w:b/>
-        </w:rPr>
-        <w:t xml:space="preserve"> </w:t>
-      </w:r>
-      <w:r>
-        <w:rPr>
-          <w:rFonts w:ascii="Tahoma" w:hAnsi="Tahoma"/>
-          <w:b/>
-        </w:rPr>
-        <w:t>{{</w:t>
-      </w:r>
-      <w:r>
-        <w:rPr>
-          <w:rFonts w:ascii="Tahoma" w:hAnsi="Tahoma"/>
-          <w:b/>
-        </w:rPr>
-        <w:t>NumeroDocumento</w:t>
-      </w:r>
-      <w:r>
-        <w:rPr>
-          <w:rFonts w:ascii="Tahoma" w:hAnsi="Tahoma"/>
-          <w:b/>
-        </w:rPr>
-        <w:t>}}</w:t>
-      </w:r>
-      <w:r>
-        <w:rPr>
-          <w:rFonts w:ascii="Tahoma" w:hAnsi="Tahoma"/>
-          <w:b/>
-        </w:rPr>
-        <w:t>,</w:t>
-      </w:r>
-      <w:r>
-        <w:rPr>
-          <w:rFonts w:ascii="Tahoma" w:hAnsi="Tahoma"/>
-          <w:b/>
-          <w:spacing w:val="-13"/>
-        </w:rPr>
-        <w:t xml:space="preserve"> </w:t>
-      </w:r>
-      <w:r>
-        <w:t>obrando</w:t>
-      </w:r>
-      <w:r>
-        <w:rPr>
-          <w:spacing w:val="-19"/>
-        </w:rPr>
-        <w:t xml:space="preserve"> </w:t>
-      </w:r>
-      <w:r>
-        <w:t>en</w:t>
-      </w:r>
-      <w:r>
-        <w:rPr>
-          <w:spacing w:val="-20"/>
-        </w:rPr>
-        <w:t xml:space="preserve"> </w:t>
-      </w:r>
-      <w:r>
-        <w:t>nombre</w:t>
-      </w:r>
-      <w:r>
-        <w:rPr>
-          <w:spacing w:val="-19"/>
-        </w:rPr>
-        <w:t xml:space="preserve"> </w:t>
-      </w:r>
-      <w:r>
-        <w:t>propio</w:t>
-      </w:r>
-      <w:r>
-        <w:rPr>
-          <w:spacing w:val="-19"/>
-        </w:rPr>
-        <w:t xml:space="preserve"> </w:t>
-      </w:r>
-      <w:r>
-        <w:t>y</w:t>
-      </w:r>
-      <w:r>
-        <w:rPr>
-          <w:spacing w:val="-20"/>
-        </w:rPr>
-        <w:t xml:space="preserve"> </w:t>
-      </w:r>
-      <w:r>
-        <w:t xml:space="preserve">quien </w:t>
-      </w:r>
-      <w:r>
-        <w:rPr>
-          <w:spacing w:val="-6"/>
-        </w:rPr>
-        <w:t>en</w:t>
-      </w:r>
-      <w:r>
-        <w:rPr>
-          <w:spacing w:val="-14"/>
-        </w:rPr>
-        <w:t xml:space="preserve"> </w:t>
-      </w:r>
-      <w:r>
-        <w:rPr>
-          <w:spacing w:val="-6"/>
-        </w:rPr>
-        <w:t>adelante</w:t>
-      </w:r>
-      <w:r>
-        <w:rPr>
-          <w:spacing w:val="-13"/>
-        </w:rPr>
-        <w:t xml:space="preserve"> </w:t>
-      </w:r>
-      <w:r>
-        <w:rPr>
-          <w:spacing w:val="-6"/>
-        </w:rPr>
-        <w:t>se</w:t>
-      </w:r>
-      <w:r>
-        <w:rPr>
-          <w:spacing w:val="-13"/>
-        </w:rPr>
-        <w:t xml:space="preserve"> </w:t>
-      </w:r>
-      <w:r>
-        <w:rPr>
-          <w:spacing w:val="-6"/>
-        </w:rPr>
-        <w:t>denominará</w:t>
-      </w:r>
-      <w:r>
-        <w:rPr>
-          <w:spacing w:val="-14"/>
-        </w:rPr>
-        <w:t xml:space="preserve"> </w:t>
-      </w:r>
-      <w:r>
-        <w:rPr>
-          <w:rFonts w:ascii="Tahoma" w:hAnsi="Tahoma"/>
-          <w:b/>
-          <w:spacing w:val="-6"/>
-        </w:rPr>
-        <w:t>EL</w:t>
-      </w:r>
-      <w:r>
-        <w:rPr>
-          <w:rFonts w:ascii="Tahoma" w:hAnsi="Tahoma"/>
-          <w:b/>
-          <w:spacing w:val="-10"/>
-        </w:rPr>
-        <w:t xml:space="preserve"> </w:t>
-      </w:r>
-      <w:r>
-        <w:rPr>
-          <w:rFonts w:ascii="Tahoma" w:hAnsi="Tahoma"/>
-          <w:b/>
-          <w:spacing w:val="-6"/>
-        </w:rPr>
-        <w:t>RECEPTOR</w:t>
-      </w:r>
-      <w:r>
-        <w:rPr>
-          <w:rFonts w:ascii="Tahoma" w:hAnsi="Tahoma"/>
-          <w:b/>
-          <w:spacing w:val="-10"/>
-        </w:rPr>
-        <w:t xml:space="preserve"> </w:t>
-      </w:r>
-      <w:r>
-        <w:rPr>
-          <w:rFonts w:ascii="Tahoma" w:hAnsi="Tahoma"/>
-          <w:b/>
-          <w:spacing w:val="-6"/>
-        </w:rPr>
-        <w:t>DE</w:t>
-      </w:r>
-      <w:r>
-        <w:rPr>
-          <w:rFonts w:ascii="Tahoma" w:hAnsi="Tahoma"/>
-          <w:b/>
-          <w:spacing w:val="-10"/>
-        </w:rPr>
-        <w:t xml:space="preserve"> </w:t>
-      </w:r>
-      <w:r>
-        <w:rPr>
-          <w:rFonts w:ascii="Tahoma" w:hAnsi="Tahoma"/>
-          <w:b/>
-          <w:spacing w:val="-6"/>
-        </w:rPr>
-        <w:t>LA</w:t>
-      </w:r>
-      <w:r>
-        <w:rPr>
-          <w:rFonts w:ascii="Tahoma" w:hAnsi="Tahoma"/>
-          <w:b/>
-          <w:spacing w:val="-10"/>
-        </w:rPr>
-        <w:t xml:space="preserve"> </w:t>
-      </w:r>
-      <w:r>
-        <w:rPr>
-          <w:rFonts w:ascii="Tahoma" w:hAnsi="Tahoma"/>
-          <w:b/>
-          <w:spacing w:val="-6"/>
-        </w:rPr>
-        <w:t>INFORMACIÓN</w:t>
-      </w:r>
-      <w:r>
-        <w:rPr>
-          <w:rFonts w:ascii="Tahoma" w:hAnsi="Tahoma"/>
-          <w:b/>
-          <w:spacing w:val="-10"/>
-        </w:rPr>
-        <w:t xml:space="preserve"> </w:t>
-      </w:r>
-      <w:r>
-        <w:rPr>
-          <w:rFonts w:ascii="Tahoma" w:hAnsi="Tahoma"/>
-          <w:b/>
-          <w:spacing w:val="-6"/>
-        </w:rPr>
-        <w:t>–</w:t>
-      </w:r>
-      <w:r>
-        <w:rPr>
-          <w:rFonts w:ascii="Tahoma" w:hAnsi="Tahoma"/>
-          <w:b/>
-          <w:spacing w:val="-11"/>
-        </w:rPr>
-        <w:t xml:space="preserve"> </w:t>
-      </w:r>
-      <w:r>
-        <w:rPr>
-          <w:rFonts w:ascii="Tahoma" w:hAnsi="Tahoma"/>
-          <w:b/>
-          <w:spacing w:val="-6"/>
-        </w:rPr>
-        <w:t xml:space="preserve">CONTRATISTA, </w:t>
-      </w:r>
-      <w:r>
-        <w:t>han convenido celebrar este Acuerdo de Confidencialidad con el fin de establecer</w:t>
-      </w:r>
-      <w:r>
-        <w:rPr>
-          <w:spacing w:val="-16"/>
-        </w:rPr>
-        <w:t xml:space="preserve"> </w:t>
-      </w:r>
-      <w:r>
-        <w:t>el</w:t>
-      </w:r>
-      <w:r>
-        <w:rPr>
-          <w:spacing w:val="-16"/>
-        </w:rPr>
-        <w:t xml:space="preserve"> </w:t>
-      </w:r>
-      <w:r>
-        <w:t>procedimiento</w:t>
-      </w:r>
-      <w:r>
-        <w:rPr>
-          <w:spacing w:val="-16"/>
-        </w:rPr>
-        <w:t xml:space="preserve"> </w:t>
-      </w:r>
-      <w:r>
-        <w:t>que</w:t>
-      </w:r>
-      <w:r>
-        <w:rPr>
-          <w:spacing w:val="-16"/>
-        </w:rPr>
-        <w:t xml:space="preserve"> </w:t>
-      </w:r>
-      <w:r>
-        <w:t>regirá</w:t>
-      </w:r>
-      <w:r>
-        <w:rPr>
-          <w:spacing w:val="-15"/>
-        </w:rPr>
-        <w:t xml:space="preserve"> </w:t>
-      </w:r>
-      <w:r>
-        <w:t>la</w:t>
-      </w:r>
-      <w:r>
-        <w:rPr>
-          <w:spacing w:val="-16"/>
-        </w:rPr>
-        <w:t xml:space="preserve"> </w:t>
-      </w:r>
-      <w:r>
-        <w:t>custodia</w:t>
-      </w:r>
-      <w:r>
-        <w:rPr>
-          <w:spacing w:val="-15"/>
-        </w:rPr>
-        <w:t xml:space="preserve"> </w:t>
-      </w:r>
-      <w:r>
-        <w:t>y</w:t>
-      </w:r>
-      <w:r>
-        <w:rPr>
-          <w:spacing w:val="-16"/>
-        </w:rPr>
-        <w:t xml:space="preserve"> </w:t>
-      </w:r>
-      <w:r>
-        <w:t>no</w:t>
-      </w:r>
-      <w:r>
-        <w:rPr>
-          <w:spacing w:val="-16"/>
-        </w:rPr>
-        <w:t xml:space="preserve"> </w:t>
-      </w:r>
-      <w:r>
-        <w:t>transmisión</w:t>
-      </w:r>
-      <w:r>
-        <w:rPr>
-          <w:spacing w:val="-13"/>
-        </w:rPr>
-        <w:t xml:space="preserve"> </w:t>
-      </w:r>
-      <w:r>
-        <w:t>a</w:t>
-      </w:r>
-      <w:r>
-        <w:rPr>
-          <w:spacing w:val="-15"/>
-        </w:rPr>
-        <w:t xml:space="preserve"> </w:t>
-      </w:r>
-      <w:r>
-        <w:t xml:space="preserve">terceros </w:t>
-      </w:r>
-      <w:r>
-        <w:rPr>
-          <w:w w:val="90"/>
-        </w:rPr>
-        <w:t>de la</w:t>
-      </w:r>
-      <w:r>
-        <w:rPr>
-          <w:spacing w:val="-2"/>
-          <w:w w:val="90"/>
-        </w:rPr>
-        <w:t xml:space="preserve"> </w:t>
-      </w:r>
-      <w:r>
-        <w:rPr>
-          <w:w w:val="90"/>
-        </w:rPr>
-        <w:t>información</w:t>
-      </w:r>
-      <w:r>
-        <w:rPr>
-          <w:spacing w:val="-1"/>
-          <w:w w:val="90"/>
-        </w:rPr>
-        <w:t xml:space="preserve"> </w:t>
-      </w:r>
-      <w:r>
-        <w:rPr>
-          <w:w w:val="90"/>
-        </w:rPr>
-        <w:t>distribuida</w:t>
-      </w:r>
-      <w:r>
-        <w:rPr>
-          <w:spacing w:val="-2"/>
-          <w:w w:val="90"/>
-        </w:rPr>
-        <w:t xml:space="preserve"> </w:t>
-      </w:r>
-      <w:r>
-        <w:rPr>
-          <w:w w:val="90"/>
-        </w:rPr>
-        <w:t xml:space="preserve">a </w:t>
-      </w:r>
-      <w:r>
-        <w:rPr>
-          <w:rFonts w:ascii="Tahoma" w:hAnsi="Tahoma"/>
-          <w:b/>
-          <w:w w:val="90"/>
+          <w:b/>
+          <w:bCs/>
+          <w:spacing w:val="-8"/>
+          <w:lang w:val="es-CO"/>
         </w:rPr>
         <w:t>EL RECEPTOR DE LA INFORMACIÓN – CONTRATISTA</w:t>
       </w:r>
       <w:r>
         <w:rPr>
-          <w:w w:val="90"/>
-        </w:rPr>
-        <w:t xml:space="preserve">, </w:t>
-      </w:r>
-      <w:r>
-        <w:t>así</w:t>
-      </w:r>
-      <w:r>
-        <w:rPr>
-          <w:spacing w:val="-20"/>
-        </w:rPr>
-        <w:t xml:space="preserve"> </w:t>
-      </w:r>
-      <w:r>
-        <w:t>como</w:t>
-      </w:r>
-      <w:r>
-        <w:rPr>
-          <w:spacing w:val="-19"/>
-        </w:rPr>
-        <w:t xml:space="preserve"> </w:t>
-      </w:r>
-      <w:r>
-        <w:t>los</w:t>
-      </w:r>
-      <w:r>
-        <w:rPr>
-          <w:spacing w:val="-19"/>
-        </w:rPr>
-        <w:t xml:space="preserve"> </w:t>
-      </w:r>
-      <w:r>
-        <w:t>derechos,</w:t>
-      </w:r>
-      <w:r>
-        <w:rPr>
-          <w:spacing w:val="-17"/>
-        </w:rPr>
-        <w:t xml:space="preserve"> </w:t>
-      </w:r>
-      <w:r>
-        <w:t>responsabilidades</w:t>
-      </w:r>
-      <w:r>
-        <w:rPr>
-          <w:spacing w:val="-20"/>
-        </w:rPr>
-        <w:t xml:space="preserve"> </w:t>
-      </w:r>
-      <w:r>
-        <w:t>y</w:t>
-      </w:r>
-      <w:r>
-        <w:rPr>
-          <w:spacing w:val="-18"/>
-        </w:rPr>
-        <w:t xml:space="preserve"> </w:t>
-      </w:r>
-      <w:r>
-        <w:t>obligaciones</w:t>
-      </w:r>
-      <w:r>
-        <w:rPr>
-          <w:spacing w:val="-18"/>
-        </w:rPr>
-        <w:t xml:space="preserve"> </w:t>
-      </w:r>
-      <w:r>
-        <w:t>inherentes</w:t>
-      </w:r>
-      <w:r>
-        <w:rPr>
-          <w:spacing w:val="-20"/>
-        </w:rPr>
-        <w:t xml:space="preserve"> </w:t>
-      </w:r>
-      <w:r>
-        <w:t>en</w:t>
-      </w:r>
-      <w:r>
-        <w:rPr>
-          <w:spacing w:val="-19"/>
-        </w:rPr>
-        <w:t xml:space="preserve"> </w:t>
-      </w:r>
-      <w:r>
-        <w:t>calidad de</w:t>
-      </w:r>
-      <w:r>
-        <w:rPr>
-          <w:spacing w:val="-20"/>
-        </w:rPr>
-        <w:t xml:space="preserve"> </w:t>
-      </w:r>
-      <w:r>
-        <w:t>receptor</w:t>
-      </w:r>
-      <w:r>
-        <w:rPr>
-          <w:spacing w:val="-19"/>
-        </w:rPr>
-        <w:t xml:space="preserve"> </w:t>
-      </w:r>
-      <w:r>
-        <w:t>de</w:t>
-      </w:r>
-      <w:r>
-        <w:rPr>
-          <w:spacing w:val="-19"/>
-        </w:rPr>
-        <w:t xml:space="preserve"> </w:t>
-      </w:r>
-      <w:r>
-        <w:t>la</w:t>
-      </w:r>
-      <w:r>
-        <w:rPr>
-          <w:spacing w:val="-20"/>
-        </w:rPr>
-        <w:t xml:space="preserve"> </w:t>
-      </w:r>
-      <w:r>
-        <w:t>referida</w:t>
-      </w:r>
-      <w:r>
-        <w:rPr>
-          <w:spacing w:val="-19"/>
-        </w:rPr>
-        <w:t xml:space="preserve"> </w:t>
-      </w:r>
-      <w:r>
-        <w:t>información,</w:t>
-      </w:r>
-      <w:r>
-        <w:rPr>
-          <w:spacing w:val="-20"/>
-        </w:rPr>
-        <w:t xml:space="preserve"> </w:t>
-      </w:r>
-      <w:r>
-        <w:t>previas</w:t>
-      </w:r>
-      <w:r>
-        <w:rPr>
-          <w:spacing w:val="-19"/>
-        </w:rPr>
-        <w:t xml:space="preserve"> </w:t>
-      </w:r>
-      <w:r>
-        <w:t>las</w:t>
-      </w:r>
-      <w:r>
-        <w:rPr>
-          <w:spacing w:val="-19"/>
-        </w:rPr>
-        <w:t xml:space="preserve"> </w:t>
-      </w:r>
-      <w:r>
-        <w:t>siguientes:</w:t>
+          <w:spacing w:val="-8"/>
+          <w:lang w:val="es-CO"/>
+        </w:rPr>
+        <w:t>, han convenido celebrar</w:t>
+      </w:r>
+      <w:r>
+        <w:rPr>
+          <w:spacing w:val="-8"/>
+          <w:lang w:val="es-CO"/>
+        </w:rPr>
+        <w:t xml:space="preserve"> </w:t>
+      </w:r>
+      <w:r>
+        <w:rPr>
+          <w:spacing w:val="-8"/>
+          <w:lang w:val="es-CO"/>
+        </w:rPr>
+        <w:t>este Acuerdo de Confidencialidad con el fin de establecer el procedimiento que</w:t>
+      </w:r>
+      <w:r>
+        <w:rPr>
+          <w:spacing w:val="-8"/>
+          <w:lang w:val="es-CO"/>
+        </w:rPr>
+        <w:t xml:space="preserve"> </w:t>
+      </w:r>
+      <w:r>
+        <w:rPr>
+          <w:spacing w:val="-8"/>
+          <w:lang w:val="es-CO"/>
+        </w:rPr>
+        <w:t>regirá la custodia y no transmisión a terceros de la información distribuida a</w:t>
+      </w:r>
+      <w:r>
+        <w:rPr>
+          <w:spacing w:val="-8"/>
+          <w:lang w:val="es-CO"/>
+        </w:rPr>
+        <w:t xml:space="preserve"> </w:t>
+      </w:r>
+      <w:r>
+        <w:rPr>
+          <w:b/>
+          <w:bCs/>
+          <w:spacing w:val="-8"/>
+          <w:lang w:val="es-CO"/>
+        </w:rPr>
+        <w:t>EL RECEPTOR DE LA INFORMACIÓN – CONTRATISTA</w:t>
+      </w:r>
+      <w:r>
+        <w:rPr>
+          <w:spacing w:val="-8"/>
+          <w:lang w:val="es-CO"/>
+        </w:rPr>
+        <w:t>, así como los derechos,</w:t>
+      </w:r>
+      <w:r>
+        <w:rPr>
+          <w:spacing w:val="-8"/>
+          <w:lang w:val="es-CO"/>
+        </w:rPr>
+        <w:t xml:space="preserve"> </w:t>
+      </w:r>
+      <w:r>
+        <w:rPr>
+          <w:spacing w:val="-8"/>
+          <w:lang w:val="es-CO"/>
+        </w:rPr>
+        <w:t>responsabilidades y obligaciones inherentes en calidad de receptor de la referida</w:t>
+      </w:r>
+      <w:r>
+        <w:rPr>
+          <w:spacing w:val="-8"/>
+          <w:lang w:val="es-CO"/>
+        </w:rPr>
+        <w:t xml:space="preserve"> </w:t>
+      </w:r>
+      <w:r>
+        <w:rPr>
+          <w:spacing w:val="-8"/>
+          <w:lang w:val="es-CO"/>
+        </w:rPr>
+        <w:t>información, previas las siguientes:</w:t>
       </w:r>
     </w:p>
     <w:p>
@@ -5341,7 +4639,6 @@
         </w:tabs>
         <w:spacing w:line="242" w:lineRule="auto"/>
         <w:ind w:right="135"/>
-        <w:jc w:val="both"/>
       </w:pPr>
       <w:r>
         <w:t>Toda información escrita, gráfica, computacional, electrónica o de cualquier otra especie referente a los contenidos creativos, historia, operaciones, ventas, marketing, aspectos legales, situación financiera y económica</w:t>
@@ -6255,7 +5552,6 @@
         </w:tabs>
         <w:spacing w:line="242" w:lineRule="auto"/>
         <w:ind w:right="134"/>
-        <w:jc w:val="both"/>
       </w:pPr>
       <w:r>
         <w:t>El código fuente y objeto de cualquier programa computacional desarrollado, licenciado o adquirido por EL PROPIETARIO DE LA INFORMACIÓN</w:t>
@@ -6543,10 +5839,13 @@
           <w:tab w:val="left" w:pos="429"/>
         </w:tabs>
         <w:ind w:right="136"/>
-        <w:jc w:val="both"/>
       </w:pPr>
       <w:r>
-        <w:t>Toda información comunicada oralmente por EL PROPIETARIO DE LA INFORMACIÓN</w:t>
+        <w:t xml:space="preserve">Toda información comunicada oralmente por EL PROPIETARIO DE LA </w:t>
+      </w:r>
+      <w:proofErr w:type="gramStart"/>
+      <w:r>
+        <w:t>INFORMACIÓN</w:t>
       </w:r>
       <w:r>
         <w:rPr>
@@ -6557,12 +5856,14 @@
       <w:r>
         <w:t>–</w:t>
       </w:r>
+      <w:proofErr w:type="gramEnd"/>
       <w:r>
         <w:rPr>
           <w:spacing w:val="37"/>
         </w:rPr>
         <w:t xml:space="preserve">  </w:t>
       </w:r>
+      <w:proofErr w:type="gramStart"/>
       <w:r>
         <w:t>CONTRATANTE</w:t>
       </w:r>
@@ -6575,12 +5876,14 @@
       <w:r>
         <w:t>al</w:t>
       </w:r>
+      <w:proofErr w:type="gramEnd"/>
       <w:r>
         <w:rPr>
           <w:spacing w:val="37"/>
         </w:rPr>
         <w:t xml:space="preserve">  </w:t>
       </w:r>
+      <w:proofErr w:type="gramStart"/>
       <w:r>
         <w:t>CONTRATISTA,</w:t>
       </w:r>
@@ -6593,6 +5896,7 @@
       <w:r>
         <w:t>por</w:t>
       </w:r>
+      <w:proofErr w:type="gramEnd"/>
       <w:r>
         <w:rPr>
           <w:spacing w:val="37"/>
@@ -6653,7 +5957,6 @@
         </w:tabs>
         <w:spacing w:line="242" w:lineRule="auto"/>
         <w:ind w:right="138"/>
-        <w:jc w:val="both"/>
       </w:pPr>
       <w:r>
         <w:t xml:space="preserve">Todo material, muestra, fórmula, receta, proceso, sistema, patente de </w:t>
@@ -6819,7 +6122,6 @@
         </w:tabs>
         <w:spacing w:before="1"/>
         <w:ind w:right="136"/>
-        <w:jc w:val="both"/>
       </w:pPr>
       <w:r>
         <w:rPr>
@@ -7342,7 +6644,6 @@
         </w:tabs>
         <w:spacing w:before="1" w:line="242" w:lineRule="auto"/>
         <w:ind w:right="137"/>
-        <w:jc w:val="both"/>
       </w:pPr>
       <w:r>
         <w:t>Usar</w:t>
@@ -7562,7 +6863,6 @@
         </w:tabs>
         <w:spacing w:before="1"/>
         <w:ind w:right="136"/>
-        <w:jc w:val="both"/>
       </w:pPr>
       <w:r>
         <w:t xml:space="preserve">No divulgar en forma alguna a terceros la mencionada información </w:t>
@@ -7731,7 +7031,6 @@
         </w:tabs>
         <w:spacing w:before="7" w:line="242" w:lineRule="auto"/>
         <w:ind w:right="135"/>
-        <w:jc w:val="both"/>
       </w:pPr>
       <w:r>
         <w:t>No copiar ni reproducir en forma alguna los documentos que contengan información confidencial ni hacer extractos de tales documentos sin que medie la autorización previa y por escrito de EL PROPIETARIO DE LA INFORMACIÓN</w:t>
@@ -7768,7 +7067,6 @@
         </w:tabs>
         <w:spacing w:line="242" w:lineRule="auto"/>
         <w:ind w:right="131"/>
-        <w:jc w:val="both"/>
       </w:pPr>
       <w:r>
         <w:rPr>
@@ -13727,7 +13025,25 @@
           <w:b/>
           <w:spacing w:val="-2"/>
         </w:rPr>
-        <w:t>{{FechaInicioContrato}}</w:t>
+        <w:t>{{</w:t>
+      </w:r>
+      <w:proofErr w:type="spellStart"/>
+      <w:r>
+        <w:rPr>
+          <w:rFonts w:ascii="Tahoma" w:hAnsi="Tahoma"/>
+          <w:b/>
+          <w:spacing w:val="-2"/>
+        </w:rPr>
+        <w:t>FechaInicioContrato</w:t>
+      </w:r>
+      <w:proofErr w:type="spellEnd"/>
+      <w:r>
+        <w:rPr>
+          <w:rFonts w:ascii="Tahoma" w:hAnsi="Tahoma"/>
+          <w:b/>
+          <w:spacing w:val="-2"/>
+        </w:rPr>
+        <w:t>}}</w:t>
       </w:r>
     </w:p>
     <w:p>
@@ -13855,6 +13171,7 @@
         </w:rPr>
         <w:t>{{</w:t>
       </w:r>
+      <w:proofErr w:type="spellStart"/>
       <w:r>
         <w:rPr>
           <w:rFonts w:ascii="Tahoma" w:hAnsi="Tahoma"/>
@@ -13863,6 +13180,7 @@
         </w:rPr>
         <w:t>RepresentanteLegal</w:t>
       </w:r>
+      <w:proofErr w:type="spellEnd"/>
       <w:r>
         <w:rPr>
           <w:rFonts w:ascii="Tahoma" w:hAnsi="Tahoma"/>
@@ -13903,6 +13221,7 @@
         </w:rPr>
         <w:t>{{</w:t>
       </w:r>
+      <w:proofErr w:type="spellStart"/>
       <w:r>
         <w:rPr>
           <w:rFonts w:ascii="Tahoma" w:hAnsi="Tahoma"/>
@@ -13910,6 +13229,7 @@
         </w:rPr>
         <w:t>CedulaRL</w:t>
       </w:r>
+      <w:proofErr w:type="spellEnd"/>
       <w:r>
         <w:rPr>
           <w:rFonts w:ascii="Tahoma" w:hAnsi="Tahoma"/>
@@ -14017,6 +13337,7 @@
         </w:rPr>
         <w:t>{{</w:t>
       </w:r>
+      <w:proofErr w:type="spellStart"/>
       <w:r>
         <w:rPr>
           <w:rFonts w:ascii="Tahoma" w:hAnsi="Tahoma"/>
@@ -14025,6 +13346,7 @@
         </w:rPr>
         <w:t>NitSilver</w:t>
       </w:r>
+      <w:proofErr w:type="spellEnd"/>
       <w:r>
         <w:rPr>
           <w:rFonts w:ascii="Tahoma" w:hAnsi="Tahoma"/>
@@ -14118,6 +13440,7 @@
           <w:rFonts w:ascii="Tahoma" w:hAnsi="Tahoma"/>
           <w:b/>
           <w:spacing w:val="-6"/>
+          <w:lang w:val="es-CO"/>
         </w:rPr>
       </w:pPr>
       <w:r>
@@ -14125,87 +13448,266 @@
           <w:rFonts w:ascii="Tahoma" w:hAnsi="Tahoma"/>
           <w:b/>
           <w:spacing w:val="-6"/>
+          <w:lang w:val="es-CO"/>
         </w:rPr>
         <w:t>{{</w:t>
       </w:r>
+      <w:proofErr w:type="spellStart"/>
       <w:r>
         <w:rPr>
           <w:rFonts w:ascii="Tahoma" w:hAnsi="Tahoma"/>
           <w:b/>
           <w:spacing w:val="-6"/>
-        </w:rPr>
-        <w:t>NombreCompleto</w:t>
-      </w:r>
+          <w:lang w:val="es-CO"/>
+        </w:rPr>
+        <w:t>ContratistaFirmaNombre</w:t>
+      </w:r>
+      <w:proofErr w:type="spellEnd"/>
       <w:r>
         <w:rPr>
           <w:rFonts w:ascii="Tahoma" w:hAnsi="Tahoma"/>
           <w:b/>
           <w:spacing w:val="-6"/>
+          <w:lang w:val="es-CO"/>
         </w:rPr>
         <w:t>}}</w:t>
       </w:r>
     </w:p>
     <w:p>
       <w:pPr>
+        <w:spacing w:before="1" w:line="280" w:lineRule="auto"/>
         <w:ind w:left="110"/>
         <w:rPr>
+          <w:rFonts w:ascii="Tahoma" w:hAnsi="Tahoma"/>
+          <w:b/>
+          <w:spacing w:val="-6"/>
+          <w:lang w:val="es-CO"/>
+        </w:rPr>
+      </w:pPr>
+      <w:r>
+        <w:rPr>
+          <w:rFonts w:ascii="Tahoma" w:hAnsi="Tahoma"/>
+          <w:b/>
+          <w:spacing w:val="-6"/>
+          <w:lang w:val="es-CO"/>
+        </w:rPr>
+        <w:t>{{</w:t>
+      </w:r>
+      <w:proofErr w:type="spellStart"/>
+      <w:r>
+        <w:rPr>
+          <w:rFonts w:ascii="Tahoma" w:hAnsi="Tahoma"/>
+          <w:b/>
+          <w:spacing w:val="-6"/>
+          <w:lang w:val="es-CO"/>
+        </w:rPr>
+        <w:t>ContratistaFirmaDocumento</w:t>
+      </w:r>
+      <w:proofErr w:type="spellEnd"/>
+      <w:r>
+        <w:rPr>
+          <w:rFonts w:ascii="Tahoma" w:hAnsi="Tahoma"/>
+          <w:b/>
+          <w:spacing w:val="-6"/>
+          <w:lang w:val="es-CO"/>
+        </w:rPr>
+        <w:t>}}</w:t>
+      </w:r>
+    </w:p>
+    <w:p>
+      <w:pPr>
+        <w:spacing w:before="1" w:line="280" w:lineRule="auto"/>
+        <w:ind w:left="110"/>
+        <w:rPr>
+          <w:rFonts w:ascii="Tahoma" w:hAnsi="Tahoma"/>
+          <w:b/>
+          <w:spacing w:val="-6"/>
+          <w:lang w:val="es-CO"/>
+        </w:rPr>
+      </w:pPr>
+      <w:r>
+        <w:rPr>
+          <w:rFonts w:ascii="Tahoma" w:hAnsi="Tahoma"/>
+          <w:b/>
+          <w:spacing w:val="-6"/>
+          <w:lang w:val="es-CO"/>
+        </w:rPr>
+        <w:t>{{#ContratistaFirmaNit}}</w:t>
+      </w:r>
+    </w:p>
+    <w:p>
+      <w:pPr>
+        <w:spacing w:before="1" w:line="280" w:lineRule="auto"/>
+        <w:ind w:left="110"/>
+        <w:rPr>
+          <w:rFonts w:ascii="Tahoma" w:hAnsi="Tahoma"/>
+          <w:b/>
+          <w:spacing w:val="-6"/>
+          <w:lang w:val="es-CO"/>
+        </w:rPr>
+      </w:pPr>
+      <w:r>
+        <w:rPr>
+          <w:rFonts w:ascii="Tahoma" w:hAnsi="Tahoma"/>
+          <w:b/>
+          <w:spacing w:val="-6"/>
+          <w:lang w:val="es-CO"/>
+        </w:rPr>
+        <w:t>{{</w:t>
+      </w:r>
+      <w:proofErr w:type="spellStart"/>
+      <w:r>
+        <w:rPr>
+          <w:rFonts w:ascii="Tahoma" w:hAnsi="Tahoma"/>
+          <w:b/>
+          <w:spacing w:val="-6"/>
+          <w:lang w:val="es-CO"/>
+        </w:rPr>
+        <w:t>ContratistaFirmaCargo</w:t>
+      </w:r>
+      <w:proofErr w:type="spellEnd"/>
+      <w:r>
+        <w:rPr>
+          <w:rFonts w:ascii="Tahoma" w:hAnsi="Tahoma"/>
+          <w:b/>
+          <w:spacing w:val="-6"/>
+          <w:lang w:val="es-CO"/>
+        </w:rPr>
+        <w:t>}}</w:t>
+      </w:r>
+    </w:p>
+    <w:p>
+      <w:pPr>
+        <w:spacing w:before="1" w:line="280" w:lineRule="auto"/>
+        <w:ind w:left="110"/>
+        <w:rPr>
+          <w:rFonts w:ascii="Tahoma" w:hAnsi="Tahoma"/>
+          <w:b/>
+          <w:spacing w:val="-6"/>
+          <w:lang w:val="es-CO"/>
+        </w:rPr>
+      </w:pPr>
+      <w:r>
+        <w:rPr>
+          <w:rFonts w:ascii="Tahoma" w:hAnsi="Tahoma"/>
+          <w:b/>
+          <w:spacing w:val="-6"/>
+          <w:lang w:val="es-CO"/>
+        </w:rPr>
+        <w:t>{{</w:t>
+      </w:r>
+      <w:proofErr w:type="spellStart"/>
+      <w:r>
+        <w:rPr>
+          <w:rFonts w:ascii="Tahoma" w:hAnsi="Tahoma"/>
+          <w:b/>
+          <w:spacing w:val="-6"/>
+          <w:lang w:val="es-CO"/>
+        </w:rPr>
+        <w:t>ContratistaRazonSocial</w:t>
+      </w:r>
+      <w:proofErr w:type="spellEnd"/>
+      <w:r>
+        <w:rPr>
+          <w:rFonts w:ascii="Tahoma" w:hAnsi="Tahoma"/>
+          <w:b/>
+          <w:spacing w:val="-6"/>
+          <w:lang w:val="es-CO"/>
+        </w:rPr>
+        <w:t>}}</w:t>
+      </w:r>
+    </w:p>
+    <w:p>
+      <w:pPr>
+        <w:spacing w:before="1" w:line="280" w:lineRule="auto"/>
+        <w:ind w:left="110"/>
+        <w:rPr>
+          <w:rFonts w:ascii="Tahoma" w:hAnsi="Tahoma"/>
+          <w:b/>
+          <w:spacing w:val="-6"/>
+          <w:lang w:val="es-CO"/>
+        </w:rPr>
+      </w:pPr>
+      <w:r>
+        <w:rPr>
+          <w:rFonts w:ascii="Tahoma" w:hAnsi="Tahoma"/>
+          <w:b/>
+          <w:spacing w:val="-6"/>
+          <w:lang w:val="es-CO"/>
+        </w:rPr>
+        <w:t>NIT. {{</w:t>
+      </w:r>
+      <w:proofErr w:type="spellStart"/>
+      <w:r>
+        <w:rPr>
+          <w:rFonts w:ascii="Tahoma" w:hAnsi="Tahoma"/>
+          <w:b/>
+          <w:spacing w:val="-6"/>
+          <w:lang w:val="es-CO"/>
+        </w:rPr>
+        <w:t>ContratistaFirmaNit</w:t>
+      </w:r>
+      <w:proofErr w:type="spellEnd"/>
+      <w:r>
+        <w:rPr>
+          <w:rFonts w:ascii="Tahoma" w:hAnsi="Tahoma"/>
+          <w:b/>
+          <w:spacing w:val="-6"/>
+          <w:lang w:val="es-CO"/>
+        </w:rPr>
+        <w:t>}}</w:t>
+      </w:r>
+    </w:p>
+    <w:p>
+      <w:pPr>
+        <w:spacing w:before="1" w:line="280" w:lineRule="auto"/>
+        <w:ind w:left="110"/>
+        <w:rPr>
+          <w:rFonts w:ascii="Tahoma" w:hAnsi="Tahoma"/>
+          <w:b/>
+          <w:spacing w:val="-6"/>
+          <w:lang w:val="es-CO"/>
+        </w:rPr>
+      </w:pPr>
+      <w:r>
+        <w:rPr>
+          <w:rFonts w:ascii="Tahoma" w:hAnsi="Tahoma"/>
+          <w:b/>
+          <w:spacing w:val="-6"/>
+          <w:lang w:val="es-CO"/>
+        </w:rPr>
+        <w:t>{{/</w:t>
+      </w:r>
+      <w:proofErr w:type="spellStart"/>
+      <w:r>
+        <w:rPr>
+          <w:rFonts w:ascii="Tahoma" w:hAnsi="Tahoma"/>
+          <w:b/>
+          <w:spacing w:val="-6"/>
+          <w:lang w:val="es-CO"/>
+        </w:rPr>
+        <w:t>ContratistaFirmaNit</w:t>
+      </w:r>
+      <w:proofErr w:type="spellEnd"/>
+      <w:r>
+        <w:rPr>
+          <w:rFonts w:ascii="Tahoma" w:hAnsi="Tahoma"/>
+          <w:b/>
+          <w:spacing w:val="-6"/>
+          <w:lang w:val="es-CO"/>
+        </w:rPr>
+        <w:t>}}</w:t>
+      </w:r>
+    </w:p>
+    <w:p>
+      <w:pPr>
+        <w:spacing w:before="1" w:line="280" w:lineRule="auto"/>
+        <w:ind w:left="110"/>
+        <w:rPr>
           <w:rFonts w:ascii="Tahoma"/>
           <w:b/>
         </w:rPr>
       </w:pPr>
-      <w:r>
-        <w:rPr>
-          <w:rFonts w:ascii="Tahoma"/>
-          <w:b/>
-        </w:rPr>
-        <w:t>{{</w:t>
-      </w:r>
-      <w:r>
-        <w:rPr>
-          <w:rFonts w:ascii="Tahoma"/>
-          <w:b/>
-        </w:rPr>
-        <w:t>TipoDocumento</w:t>
-      </w:r>
-      <w:r>
-        <w:rPr>
-          <w:rFonts w:ascii="Tahoma"/>
-          <w:b/>
-        </w:rPr>
-        <w:t>}}</w:t>
-      </w:r>
-      <w:r>
-        <w:rPr>
-          <w:rFonts w:ascii="Tahoma"/>
-          <w:b/>
-          <w:spacing w:val="37"/>
-        </w:rPr>
-        <w:t xml:space="preserve"> </w:t>
-      </w:r>
-      <w:r>
-        <w:rPr>
-          <w:rFonts w:ascii="Tahoma"/>
-          <w:b/>
-          <w:spacing w:val="-2"/>
-        </w:rPr>
-        <w:t>{{</w:t>
-      </w:r>
-      <w:r>
-        <w:rPr>
-          <w:rFonts w:ascii="Tahoma"/>
-          <w:b/>
-          <w:spacing w:val="-2"/>
-        </w:rPr>
-        <w:t>NumeroDocumento</w:t>
-      </w:r>
-      <w:r>
-        <w:rPr>
-          <w:rFonts w:ascii="Tahoma"/>
-          <w:b/>
-          <w:spacing w:val="-2"/>
-        </w:rPr>
-        <w:t>}}</w:t>
-      </w:r>
     </w:p>
     <w:sectPr>
       <w:type w:val="continuous"/>
@@ -14221,7 +13723,7 @@
 </file>
 
 <file path=word/endnotes.xml><?xml version="1.0" encoding="utf-8"?>
-<w:endnotes xmlns:wpc="http://schemas.microsoft.com/office/word/2010/wordprocessingCanvas" xmlns:cx="http://schemas.microsoft.com/office/drawing/2014/chartex" xmlns:cx1="http://schemas.microsoft.com/office/drawing/2015/9/8/chartex" xmlns:cx2="http://schemas.microsoft.com/office/drawing/2015/10/21/chartex" xmlns:cx3="http://schemas.microsoft.com/office/drawing/2016/5/9/chartex" xmlns:cx4="http://schemas.microsoft.com/office/drawing/2016/5/10/chartex" xmlns:cx5="http://schemas.microsoft.com/office/drawing/2016/5/11/chartex" xmlns:cx6="http://schemas.microsoft.com/office/drawing/2016/5/12/chartex" xmlns:cx7="http://schemas.microsoft.com/office/drawing/2016/5/13/chartex" xmlns:cx8="http://schemas.microsoft.com/office/drawing/2016/5/14/chartex" xmlns:mc="http://schemas.openxmlformats.org/markup-compatibility/2006" xmlns:aink="http://schemas.microsoft.com/office/drawing/2016/ink" xmlns:am3d="http://schemas.microsoft.com/office/drawing/2017/model3d" xmlns:o="urn:schemas-microsoft-com:office:office" xmlns:oel="http://schemas.microsoft.com/office/2019/extlst" xmlns:r="http://schemas.openxmlformats.org/officeDocument/2006/relationships" xmlns:m="http://schemas.openxmlformats.org/officeDocument/2006/math" xmlns:v="urn:schemas-microsoft-com:vml" xmlns:wp14="http://schemas.microsoft.com/office/word/2010/wordprocessingDrawing" xmlns:wp="http://schemas.openxmlformats.org/drawingml/2006/wordprocessingDrawing" xmlns:w10="urn:schemas-microsoft-com:office:word" xmlns:w="http://schemas.openxmlformats.org/wordprocessingml/2006/main" xmlns:w14="http://schemas.microsoft.com/office/word/2010/wordml" xmlns:w15="http://schemas.microsoft.com/office/word/2012/wordml" xmlns:w16cex="http://schemas.microsoft.com/office/word/2018/wordml/cex" xmlns:w16cid="http://schemas.microsoft.com/office/word/2016/wordml/cid" xmlns:w16="http://schemas.microsoft.com/office/word/2018/wordml" xmlns:w16du="http://schemas.microsoft.com/office/word/2023/wordml/word16du" xmlns:w16sdtdh="http://schemas.microsoft.com/office/word/2020/wordml/sdtdatahash" xmlns:w16sdtfl="http://schemas.microsoft.com/office/word/2024/wordml/sdtformatlock" xmlns:w16se="http://schemas.microsoft.com/office/word/2015/wordml/symex" xmlns:wpg="http://schemas.microsoft.com/office/word/2010/wordprocessingGroup" xmlns:wpi="http://schemas.microsoft.com/office/word/2010/wordprocessingInk" xmlns:wne="http://schemas.microsoft.com/office/word/2006/wordml" xmlns:wps="http://schemas.microsoft.com/office/word/2010/wordprocessingShape" mc:Ignorable="w14 w15 w16se w16cid w16 w16cex w16sdtdh w16sdtfl w16du wp14">
+<w:endnotes xmlns:wpc="http://schemas.microsoft.com/office/word/2010/wordprocessingCanvas" xmlns:cx="http://schemas.microsoft.com/office/drawing/2014/chartex" xmlns:cx1="http://schemas.microsoft.com/office/drawing/2015/9/8/chartex" xmlns:cx2="http://schemas.microsoft.com/office/drawing/2015/10/21/chartex" xmlns:cx3="http://schemas.microsoft.com/office/drawing/2016/5/9/chartex" xmlns:cx4="http://schemas.microsoft.com/office/drawing/2016/5/10/chartex" xmlns:cx5="http://schemas.microsoft.com/office/drawing/2016/5/11/chartex" xmlns:cx6="http://schemas.microsoft.com/office/drawing/2016/5/12/chartex" xmlns:cx7="http://schemas.microsoft.com/office/drawing/2016/5/13/chartex" xmlns:cx8="http://schemas.microsoft.com/office/drawing/2016/5/14/chartex" xmlns:mc="http://schemas.openxmlformats.org/markup-compatibility/2006" xmlns:aink="http://schemas.microsoft.com/office/drawing/2016/ink" xmlns:am3d="http://schemas.microsoft.com/office/drawing/2017/model3d" xmlns:o="urn:schemas-microsoft-com:office:office" xmlns:oel="http://schemas.microsoft.com/office/2019/extlst" xmlns:r="http://schemas.openxmlformats.org/officeDocument/2006/relationships" xmlns:m="http://schemas.openxmlformats.org/officeDocument/2006/math" xmlns:v="urn:schemas-microsoft-com:vml" xmlns:wp14="http://schemas.microsoft.com/office/word/2010/wordprocessingDrawing" xmlns:wp="http://schemas.openxmlformats.org/drawingml/2006/wordprocessingDrawing" xmlns:w10="urn:schemas-microsoft-com:office:word" xmlns:w="http://schemas.openxmlformats.org/wordprocessingml/2006/main" xmlns:w14="http://schemas.microsoft.com/office/word/2010/wordml" xmlns:w15="http://schemas.microsoft.com/office/word/2012/wordml" xmlns:w16cei="http://schemas.microsoft.com/office/word/2026/wordml/cei" xmlns:w16cex="http://schemas.microsoft.com/office/word/2018/wordml/cex" xmlns:w16cid="http://schemas.microsoft.com/office/word/2016/wordml/cid" xmlns:w16="http://schemas.microsoft.com/office/word/2018/wordml" xmlns:w16du="http://schemas.microsoft.com/office/word/2023/wordml/word16du" xmlns:w16sdtdh="http://schemas.microsoft.com/office/word/2020/wordml/sdtdatahash" xmlns:w16sdtfl="http://schemas.microsoft.com/office/word/2024/wordml/sdtformatlock" xmlns:w16se="http://schemas.microsoft.com/office/word/2015/wordml/symex" xmlns:wpg="http://schemas.microsoft.com/office/word/2010/wordprocessingGroup" xmlns:wpi="http://schemas.microsoft.com/office/word/2010/wordprocessingInk" xmlns:wne="http://schemas.microsoft.com/office/word/2006/wordml" xmlns:wps="http://schemas.microsoft.com/office/word/2010/wordprocessingShape" mc:Ignorable="w14 w15 w16se w16cid w16 w16cex w16sdtdh w16sdtfl w16du wp14">
   <w:endnote w:type="separator" w:id="-1">
     <w:p>
       <w:r>
@@ -14240,7 +13742,7 @@
 </file>
 
 <file path=word/footer1.xml><?xml version="1.0" encoding="utf-8"?>
-<w:ftr xmlns:wpc="http://schemas.microsoft.com/office/word/2010/wordprocessingCanvas" xmlns:cx="http://schemas.microsoft.com/office/drawing/2014/chartex" xmlns:cx1="http://schemas.microsoft.com/office/drawing/2015/9/8/chartex" xmlns:cx2="http://schemas.microsoft.com/office/drawing/2015/10/21/chartex" xmlns:cx3="http://schemas.microsoft.com/office/drawing/2016/5/9/chartex" xmlns:cx4="http://schemas.microsoft.com/office/drawing/2016/5/10/chartex" xmlns:cx5="http://schemas.microsoft.com/office/drawing/2016/5/11/chartex" xmlns:cx6="http://schemas.microsoft.com/office/drawing/2016/5/12/chartex" xmlns:cx7="http://schemas.microsoft.com/office/drawing/2016/5/13/chartex" xmlns:cx8="http://schemas.microsoft.com/office/drawing/2016/5/14/chartex" xmlns:mc="http://schemas.openxmlformats.org/markup-compatibility/2006" xmlns:aink="http://schemas.microsoft.com/office/drawing/2016/ink" xmlns:am3d="http://schemas.microsoft.com/office/drawing/2017/model3d" xmlns:o="urn:schemas-microsoft-com:office:office" xmlns:oel="http://schemas.microsoft.com/office/2019/extlst" xmlns:r="http://schemas.openxmlformats.org/officeDocument/2006/relationships" xmlns:m="http://schemas.openxmlformats.org/officeDocument/2006/math" xmlns:v="urn:schemas-microsoft-com:vml" xmlns:wp14="http://schemas.microsoft.com/office/word/2010/wordprocessingDrawing" xmlns:wp="http://schemas.openxmlformats.org/drawingml/2006/wordprocessingDrawing" xmlns:w10="urn:schemas-microsoft-com:office:word" xmlns:w="http://schemas.openxmlformats.org/wordprocessingml/2006/main" xmlns:w14="http://schemas.microsoft.com/office/word/2010/wordml" xmlns:w15="http://schemas.microsoft.com/office/word/2012/wordml" xmlns:w16cex="http://schemas.microsoft.com/office/word/2018/wordml/cex" xmlns:w16cid="http://schemas.microsoft.com/office/word/2016/wordml/cid" xmlns:w16="http://schemas.microsoft.com/office/word/2018/wordml" xmlns:w16du="http://schemas.microsoft.com/office/word/2023/wordml/word16du" xmlns:w16sdtdh="http://schemas.microsoft.com/office/word/2020/wordml/sdtdatahash" xmlns:w16sdtfl="http://schemas.microsoft.com/office/word/2024/wordml/sdtformatlock" xmlns:w16se="http://schemas.microsoft.com/office/word/2015/wordml/symex" xmlns:wpg="http://schemas.microsoft.com/office/word/2010/wordprocessingGroup" xmlns:wpi="http://schemas.microsoft.com/office/word/2010/wordprocessingInk" xmlns:wne="http://schemas.microsoft.com/office/word/2006/wordml" xmlns:wps="http://schemas.microsoft.com/office/word/2010/wordprocessingShape" mc:Ignorable="w14 w15 w16se w16cid w16 w16cex w16sdtdh w16sdtfl w16du wp14">
+<w:ftr xmlns:wpc="http://schemas.microsoft.com/office/word/2010/wordprocessingCanvas" xmlns:cx="http://schemas.microsoft.com/office/drawing/2014/chartex" xmlns:cx1="http://schemas.microsoft.com/office/drawing/2015/9/8/chartex" xmlns:cx2="http://schemas.microsoft.com/office/drawing/2015/10/21/chartex" xmlns:cx3="http://schemas.microsoft.com/office/drawing/2016/5/9/chartex" xmlns:cx4="http://schemas.microsoft.com/office/drawing/2016/5/10/chartex" xmlns:cx5="http://schemas.microsoft.com/office/drawing/2016/5/11/chartex" xmlns:cx6="http://schemas.microsoft.com/office/drawing/2016/5/12/chartex" xmlns:cx7="http://schemas.microsoft.com/office/drawing/2016/5/13/chartex" xmlns:cx8="http://schemas.microsoft.com/office/drawing/2016/5/14/chartex" xmlns:mc="http://schemas.openxmlformats.org/markup-compatibility/2006" xmlns:aink="http://schemas.microsoft.com/office/drawing/2016/ink" xmlns:am3d="http://schemas.microsoft.com/office/drawing/2017/model3d" xmlns:o="urn:schemas-microsoft-com:office:office" xmlns:oel="http://schemas.microsoft.com/office/2019/extlst" xmlns:r="http://schemas.openxmlformats.org/officeDocument/2006/relationships" xmlns:m="http://schemas.openxmlformats.org/officeDocument/2006/math" xmlns:v="urn:schemas-microsoft-com:vml" xmlns:wp14="http://schemas.microsoft.com/office/word/2010/wordprocessingDrawing" xmlns:wp="http://schemas.openxmlformats.org/drawingml/2006/wordprocessingDrawing" xmlns:w10="urn:schemas-microsoft-com:office:word" xmlns:w="http://schemas.openxmlformats.org/wordprocessingml/2006/main" xmlns:w14="http://schemas.microsoft.com/office/word/2010/wordml" xmlns:w15="http://schemas.microsoft.com/office/word/2012/wordml" xmlns:w16cei="http://schemas.microsoft.com/office/word/2026/wordml/cei" xmlns:w16cex="http://schemas.microsoft.com/office/word/2018/wordml/cex" xmlns:w16cid="http://schemas.microsoft.com/office/word/2016/wordml/cid" xmlns:w16="http://schemas.microsoft.com/office/word/2018/wordml" xmlns:w16du="http://schemas.microsoft.com/office/word/2023/wordml/word16du" xmlns:w16sdtdh="http://schemas.microsoft.com/office/word/2020/wordml/sdtdatahash" xmlns:w16sdtfl="http://schemas.microsoft.com/office/word/2024/wordml/sdtformatlock" xmlns:w16se="http://schemas.microsoft.com/office/word/2015/wordml/symex" xmlns:wpg="http://schemas.microsoft.com/office/word/2010/wordprocessingGroup" xmlns:wpi="http://schemas.microsoft.com/office/word/2010/wordprocessingInk" xmlns:wne="http://schemas.microsoft.com/office/word/2006/wordml" xmlns:wps="http://schemas.microsoft.com/office/word/2010/wordprocessingShape" mc:Ignorable="w14 w15 w16se w16cid w16 w16cex w16sdtdh w16sdtfl w16du wp14">
   <w:p>
     <w:pPr>
       <w:pStyle w:val="Textoindependiente"/>
@@ -14544,7 +14046,7 @@
 </file>
 
 <file path=word/footer2.xml><?xml version="1.0" encoding="utf-8"?>
-<w:ftr xmlns:wpc="http://schemas.microsoft.com/office/word/2010/wordprocessingCanvas" xmlns:cx="http://schemas.microsoft.com/office/drawing/2014/chartex" xmlns:cx1="http://schemas.microsoft.com/office/drawing/2015/9/8/chartex" xmlns:cx2="http://schemas.microsoft.com/office/drawing/2015/10/21/chartex" xmlns:cx3="http://schemas.microsoft.com/office/drawing/2016/5/9/chartex" xmlns:cx4="http://schemas.microsoft.com/office/drawing/2016/5/10/chartex" xmlns:cx5="http://schemas.microsoft.com/office/drawing/2016/5/11/chartex" xmlns:cx6="http://schemas.microsoft.com/office/drawing/2016/5/12/chartex" xmlns:cx7="http://schemas.microsoft.com/office/drawing/2016/5/13/chartex" xmlns:cx8="http://schemas.microsoft.com/office/drawing/2016/5/14/chartex" xmlns:mc="http://schemas.openxmlformats.org/markup-compatibility/2006" xmlns:aink="http://schemas.microsoft.com/office/drawing/2016/ink" xmlns:am3d="http://schemas.microsoft.com/office/drawing/2017/model3d" xmlns:o="urn:schemas-microsoft-com:office:office" xmlns:oel="http://schemas.microsoft.com/office/2019/extlst" xmlns:r="http://schemas.openxmlformats.org/officeDocument/2006/relationships" xmlns:m="http://schemas.openxmlformats.org/officeDocument/2006/math" xmlns:v="urn:schemas-microsoft-com:vml" xmlns:wp14="http://schemas.microsoft.com/office/word/2010/wordprocessingDrawing" xmlns:wp="http://schemas.openxmlformats.org/drawingml/2006/wordprocessingDrawing" xmlns:w10="urn:schemas-microsoft-com:office:word" xmlns:w="http://schemas.openxmlformats.org/wordprocessingml/2006/main" xmlns:w14="http://schemas.microsoft.com/office/word/2010/wordml" xmlns:w15="http://schemas.microsoft.com/office/word/2012/wordml" xmlns:w16cex="http://schemas.microsoft.com/office/word/2018/wordml/cex" xmlns:w16cid="http://schemas.microsoft.com/office/word/2016/wordml/cid" xmlns:w16="http://schemas.microsoft.com/office/word/2018/wordml" xmlns:w16du="http://schemas.microsoft.com/office/word/2023/wordml/word16du" xmlns:w16sdtdh="http://schemas.microsoft.com/office/word/2020/wordml/sdtdatahash" xmlns:w16sdtfl="http://schemas.microsoft.com/office/word/2024/wordml/sdtformatlock" xmlns:w16se="http://schemas.microsoft.com/office/word/2015/wordml/symex" xmlns:wpg="http://schemas.microsoft.com/office/word/2010/wordprocessingGroup" xmlns:wpi="http://schemas.microsoft.com/office/word/2010/wordprocessingInk" xmlns:wne="http://schemas.microsoft.com/office/word/2006/wordml" xmlns:wps="http://schemas.microsoft.com/office/word/2010/wordprocessingShape" mc:Ignorable="w14 w15 w16se w16cid w16 w16cex w16sdtdh w16sdtfl w16du wp14">
+<w:ftr xmlns:wpc="http://schemas.microsoft.com/office/word/2010/wordprocessingCanvas" xmlns:cx="http://schemas.microsoft.com/office/drawing/2014/chartex" xmlns:cx1="http://schemas.microsoft.com/office/drawing/2015/9/8/chartex" xmlns:cx2="http://schemas.microsoft.com/office/drawing/2015/10/21/chartex" xmlns:cx3="http://schemas.microsoft.com/office/drawing/2016/5/9/chartex" xmlns:cx4="http://schemas.microsoft.com/office/drawing/2016/5/10/chartex" xmlns:cx5="http://schemas.microsoft.com/office/drawing/2016/5/11/chartex" xmlns:cx6="http://schemas.microsoft.com/office/drawing/2016/5/12/chartex" xmlns:cx7="http://schemas.microsoft.com/office/drawing/2016/5/13/chartex" xmlns:cx8="http://schemas.microsoft.com/office/drawing/2016/5/14/chartex" xmlns:mc="http://schemas.openxmlformats.org/markup-compatibility/2006" xmlns:aink="http://schemas.microsoft.com/office/drawing/2016/ink" xmlns:am3d="http://schemas.microsoft.com/office/drawing/2017/model3d" xmlns:o="urn:schemas-microsoft-com:office:office" xmlns:oel="http://schemas.microsoft.com/office/2019/extlst" xmlns:r="http://schemas.openxmlformats.org/officeDocument/2006/relationships" xmlns:m="http://schemas.openxmlformats.org/officeDocument/2006/math" xmlns:v="urn:schemas-microsoft-com:vml" xmlns:wp14="http://schemas.microsoft.com/office/word/2010/wordprocessingDrawing" xmlns:wp="http://schemas.openxmlformats.org/drawingml/2006/wordprocessingDrawing" xmlns:w10="urn:schemas-microsoft-com:office:word" xmlns:w="http://schemas.openxmlformats.org/wordprocessingml/2006/main" xmlns:w14="http://schemas.microsoft.com/office/word/2010/wordml" xmlns:w15="http://schemas.microsoft.com/office/word/2012/wordml" xmlns:w16cei="http://schemas.microsoft.com/office/word/2026/wordml/cei" xmlns:w16cex="http://schemas.microsoft.com/office/word/2018/wordml/cex" xmlns:w16cid="http://schemas.microsoft.com/office/word/2016/wordml/cid" xmlns:w16="http://schemas.microsoft.com/office/word/2018/wordml" xmlns:w16du="http://schemas.microsoft.com/office/word/2023/wordml/word16du" xmlns:w16sdtdh="http://schemas.microsoft.com/office/word/2020/wordml/sdtdatahash" xmlns:w16sdtfl="http://schemas.microsoft.com/office/word/2024/wordml/sdtformatlock" xmlns:w16se="http://schemas.microsoft.com/office/word/2015/wordml/symex" xmlns:wpg="http://schemas.microsoft.com/office/word/2010/wordprocessingGroup" xmlns:wpi="http://schemas.microsoft.com/office/word/2010/wordprocessingInk" xmlns:wne="http://schemas.microsoft.com/office/word/2006/wordml" xmlns:wps="http://schemas.microsoft.com/office/word/2010/wordprocessingShape" mc:Ignorable="w14 w15 w16se w16cid w16 w16cex w16sdtdh w16sdtfl w16du wp14">
   <w:p>
     <w:pPr>
       <w:pStyle w:val="Textoindependiente"/>
@@ -14848,7 +14350,7 @@
 </file>
 
 <file path=word/footnotes.xml><?xml version="1.0" encoding="utf-8"?>
-<w:footnotes xmlns:wpc="http://schemas.microsoft.com/office/word/2010/wordprocessingCanvas" xmlns:cx="http://schemas.microsoft.com/office/drawing/2014/chartex" xmlns:cx1="http://schemas.microsoft.com/office/drawing/2015/9/8/chartex" xmlns:cx2="http://schemas.microsoft.com/office/drawing/2015/10/21/chartex" xmlns:cx3="http://schemas.microsoft.com/office/drawing/2016/5/9/chartex" xmlns:cx4="http://schemas.microsoft.com/office/drawing/2016/5/10/chartex" xmlns:cx5="http://schemas.microsoft.com/office/drawing/2016/5/11/chartex" xmlns:cx6="http://schemas.microsoft.com/office/drawing/2016/5/12/chartex" xmlns:cx7="http://schemas.microsoft.com/office/drawing/2016/5/13/chartex" xmlns:cx8="http://schemas.microsoft.com/office/drawing/2016/5/14/chartex" xmlns:mc="http://schemas.openxmlformats.org/markup-compatibility/2006" xmlns:aink="http://schemas.microsoft.com/office/drawing/2016/ink" xmlns:am3d="http://schemas.microsoft.com/office/drawing/2017/model3d" xmlns:o="urn:schemas-microsoft-com:office:office" xmlns:oel="http://schemas.microsoft.com/office/2019/extlst" xmlns:r="http://schemas.openxmlformats.org/officeDocument/2006/relationships" xmlns:m="http://schemas.openxmlformats.org/officeDocument/2006/math" xmlns:v="urn:schemas-microsoft-com:vml" xmlns:wp14="http://schemas.microsoft.com/office/word/2010/wordprocessingDrawing" xmlns:wp="http://schemas.openxmlformats.org/drawingml/2006/wordprocessingDrawing" xmlns:w10="urn:schemas-microsoft-com:office:word" xmlns:w="http://schemas.openxmlformats.org/wordprocessingml/2006/main" xmlns:w14="http://schemas.microsoft.com/office/word/2010/wordml" xmlns:w15="http://schemas.microsoft.com/office/word/2012/wordml" xmlns:w16cex="http://schemas.microsoft.com/office/word/2018/wordml/cex" xmlns:w16cid="http://schemas.microsoft.com/office/word/2016/wordml/cid" xmlns:w16="http://schemas.microsoft.com/office/word/2018/wordml" xmlns:w16du="http://schemas.microsoft.com/office/word/2023/wordml/word16du" xmlns:w16sdtdh="http://schemas.microsoft.com/office/word/2020/wordml/sdtdatahash" xmlns:w16sdtfl="http://schemas.microsoft.com/office/word/2024/wordml/sdtformatlock" xmlns:w16se="http://schemas.microsoft.com/office/word/2015/wordml/symex" xmlns:wpg="http://schemas.microsoft.com/office/word/2010/wordprocessingGroup" xmlns:wpi="http://schemas.microsoft.com/office/word/2010/wordprocessingInk" xmlns:wne="http://schemas.microsoft.com/office/word/2006/wordml" xmlns:wps="http://schemas.microsoft.com/office/word/2010/wordprocessingShape" mc:Ignorable="w14 w15 w16se w16cid w16 w16cex w16sdtdh w16sdtfl w16du wp14">
+<w:footnotes xmlns:wpc="http://schemas.microsoft.com/office/word/2010/wordprocessingCanvas" xmlns:cx="http://schemas.microsoft.com/office/drawing/2014/chartex" xmlns:cx1="http://schemas.microsoft.com/office/drawing/2015/9/8/chartex" xmlns:cx2="http://schemas.microsoft.com/office/drawing/2015/10/21/chartex" xmlns:cx3="http://schemas.microsoft.com/office/drawing/2016/5/9/chartex" xmlns:cx4="http://schemas.microsoft.com/office/drawing/2016/5/10/chartex" xmlns:cx5="http://schemas.microsoft.com/office/drawing/2016/5/11/chartex" xmlns:cx6="http://schemas.microsoft.com/office/drawing/2016/5/12/chartex" xmlns:cx7="http://schemas.microsoft.com/office/drawing/2016/5/13/chartex" xmlns:cx8="http://schemas.microsoft.com/office/drawing/2016/5/14/chartex" xmlns:mc="http://schemas.openxmlformats.org/markup-compatibility/2006" xmlns:aink="http://schemas.microsoft.com/office/drawing/2016/ink" xmlns:am3d="http://schemas.microsoft.com/office/drawing/2017/model3d" xmlns:o="urn:schemas-microsoft-com:office:office" xmlns:oel="http://schemas.microsoft.com/office/2019/extlst" xmlns:r="http://schemas.openxmlformats.org/officeDocument/2006/relationships" xmlns:m="http://schemas.openxmlformats.org/officeDocument/2006/math" xmlns:v="urn:schemas-microsoft-com:vml" xmlns:wp14="http://schemas.microsoft.com/office/word/2010/wordprocessingDrawing" xmlns:wp="http://schemas.openxmlformats.org/drawingml/2006/wordprocessingDrawing" xmlns:w10="urn:schemas-microsoft-com:office:word" xmlns:w="http://schemas.openxmlformats.org/wordprocessingml/2006/main" xmlns:w14="http://schemas.microsoft.com/office/word/2010/wordml" xmlns:w15="http://schemas.microsoft.com/office/word/2012/wordml" xmlns:w16cei="http://schemas.microsoft.com/office/word/2026/wordml/cei" xmlns:w16cex="http://schemas.microsoft.com/office/word/2018/wordml/cex" xmlns:w16cid="http://schemas.microsoft.com/office/word/2016/wordml/cid" xmlns:w16="http://schemas.microsoft.com/office/word/2018/wordml" xmlns:w16du="http://schemas.microsoft.com/office/word/2023/wordml/word16du" xmlns:w16sdtdh="http://schemas.microsoft.com/office/word/2020/wordml/sdtdatahash" xmlns:w16sdtfl="http://schemas.microsoft.com/office/word/2024/wordml/sdtformatlock" xmlns:w16se="http://schemas.microsoft.com/office/word/2015/wordml/symex" xmlns:wpg="http://schemas.microsoft.com/office/word/2010/wordprocessingGroup" xmlns:wpi="http://schemas.microsoft.com/office/word/2010/wordprocessingInk" xmlns:wne="http://schemas.microsoft.com/office/word/2006/wordml" xmlns:wps="http://schemas.microsoft.com/office/word/2010/wordprocessingShape" mc:Ignorable="w14 w15 w16se w16cid w16 w16cex w16sdtdh w16sdtfl w16du wp14">
   <w:footnote w:type="separator" w:id="-1">
     <w:p>
       <w:r>
@@ -14867,7 +14369,7 @@
 </file>
 
 <file path=word/header1.xml><?xml version="1.0" encoding="utf-8"?>
-<w:hdr xmlns:wpc="http://schemas.microsoft.com/office/word/2010/wordprocessingCanvas" xmlns:cx="http://schemas.microsoft.com/office/drawing/2014/chartex" xmlns:cx1="http://schemas.microsoft.com/office/drawing/2015/9/8/chartex" xmlns:cx2="http://schemas.microsoft.com/office/drawing/2015/10/21/chartex" xmlns:cx3="http://schemas.microsoft.com/office/drawing/2016/5/9/chartex" xmlns:cx4="http://schemas.microsoft.com/office/drawing/2016/5/10/chartex" xmlns:cx5="http://schemas.microsoft.com/office/drawing/2016/5/11/chartex" xmlns:cx6="http://schemas.microsoft.com/office/drawing/2016/5/12/chartex" xmlns:cx7="http://schemas.microsoft.com/office/drawing/2016/5/13/chartex" xmlns:cx8="http://schemas.microsoft.com/office/drawing/2016/5/14/chartex" xmlns:mc="http://schemas.openxmlformats.org/markup-compatibility/2006" xmlns:aink="http://schemas.microsoft.com/office/drawing/2016/ink" xmlns:am3d="http://schemas.microsoft.com/office/drawing/2017/model3d" xmlns:o="urn:schemas-microsoft-com:office:office" xmlns:oel="http://schemas.microsoft.com/office/2019/extlst" xmlns:r="http://schemas.openxmlformats.org/officeDocument/2006/relationships" xmlns:m="http://schemas.openxmlformats.org/officeDocument/2006/math" xmlns:v="urn:schemas-microsoft-com:vml" xmlns:wp14="http://schemas.microsoft.com/office/word/2010/wordprocessingDrawing" xmlns:wp="http://schemas.openxmlformats.org/drawingml/2006/wordprocessingDrawing" xmlns:w10="urn:schemas-microsoft-com:office:word" xmlns:w="http://schemas.openxmlformats.org/wordprocessingml/2006/main" xmlns:w14="http://schemas.microsoft.com/office/word/2010/wordml" xmlns:w15="http://schemas.microsoft.com/office/word/2012/wordml" xmlns:w16cex="http://schemas.microsoft.com/office/word/2018/wordml/cex" xmlns:w16cid="http://schemas.microsoft.com/office/word/2016/wordml/cid" xmlns:w16="http://schemas.microsoft.com/office/word/2018/wordml" xmlns:w16du="http://schemas.microsoft.com/office/word/2023/wordml/word16du" xmlns:w16sdtdh="http://schemas.microsoft.com/office/word/2020/wordml/sdtdatahash" xmlns:w16sdtfl="http://schemas.microsoft.com/office/word/2024/wordml/sdtformatlock" xmlns:w16se="http://schemas.microsoft.com/office/word/2015/wordml/symex" xmlns:wpg="http://schemas.microsoft.com/office/word/2010/wordprocessingGroup" xmlns:wpi="http://schemas.microsoft.com/office/word/2010/wordprocessingInk" xmlns:wne="http://schemas.microsoft.com/office/word/2006/wordml" xmlns:wps="http://schemas.microsoft.com/office/word/2010/wordprocessingShape" mc:Ignorable="w14 w15 w16se w16cid w16 w16cex w16sdtdh w16sdtfl w16du wp14">
+<w:hdr xmlns:wpc="http://schemas.microsoft.com/office/word/2010/wordprocessingCanvas" xmlns:cx="http://schemas.microsoft.com/office/drawing/2014/chartex" xmlns:cx1="http://schemas.microsoft.com/office/drawing/2015/9/8/chartex" xmlns:cx2="http://schemas.microsoft.com/office/drawing/2015/10/21/chartex" xmlns:cx3="http://schemas.microsoft.com/office/drawing/2016/5/9/chartex" xmlns:cx4="http://schemas.microsoft.com/office/drawing/2016/5/10/chartex" xmlns:cx5="http://schemas.microsoft.com/office/drawing/2016/5/11/chartex" xmlns:cx6="http://schemas.microsoft.com/office/drawing/2016/5/12/chartex" xmlns:cx7="http://schemas.microsoft.com/office/drawing/2016/5/13/chartex" xmlns:cx8="http://schemas.microsoft.com/office/drawing/2016/5/14/chartex" xmlns:mc="http://schemas.openxmlformats.org/markup-compatibility/2006" xmlns:aink="http://schemas.microsoft.com/office/drawing/2016/ink" xmlns:am3d="http://schemas.microsoft.com/office/drawing/2017/model3d" xmlns:o="urn:schemas-microsoft-com:office:office" xmlns:oel="http://schemas.microsoft.com/office/2019/extlst" xmlns:r="http://schemas.openxmlformats.org/officeDocument/2006/relationships" xmlns:m="http://schemas.openxmlformats.org/officeDocument/2006/math" xmlns:v="urn:schemas-microsoft-com:vml" xmlns:wp14="http://schemas.microsoft.com/office/word/2010/wordprocessingDrawing" xmlns:wp="http://schemas.openxmlformats.org/drawingml/2006/wordprocessingDrawing" xmlns:w10="urn:schemas-microsoft-com:office:word" xmlns:w="http://schemas.openxmlformats.org/wordprocessingml/2006/main" xmlns:w14="http://schemas.microsoft.com/office/word/2010/wordml" xmlns:w15="http://schemas.microsoft.com/office/word/2012/wordml" xmlns:w16cei="http://schemas.microsoft.com/office/word/2026/wordml/cei" xmlns:w16cex="http://schemas.microsoft.com/office/word/2018/wordml/cex" xmlns:w16cid="http://schemas.microsoft.com/office/word/2016/wordml/cid" xmlns:w16="http://schemas.microsoft.com/office/word/2018/wordml" xmlns:w16du="http://schemas.microsoft.com/office/word/2023/wordml/word16du" xmlns:w16sdtdh="http://schemas.microsoft.com/office/word/2020/wordml/sdtdatahash" xmlns:w16sdtfl="http://schemas.microsoft.com/office/word/2024/wordml/sdtformatlock" xmlns:w16se="http://schemas.microsoft.com/office/word/2015/wordml/symex" xmlns:wpg="http://schemas.microsoft.com/office/word/2010/wordprocessingGroup" xmlns:wpi="http://schemas.microsoft.com/office/word/2010/wordprocessingInk" xmlns:wne="http://schemas.microsoft.com/office/word/2006/wordml" xmlns:wps="http://schemas.microsoft.com/office/word/2010/wordprocessingShape" mc:Ignorable="w14 w15 w16se w16cid w16 w16cex w16sdtdh w16sdtfl w16du wp14">
   <w:p>
     <w:pPr>
       <w:pStyle w:val="Textoindependiente"/>
@@ -15065,7 +14567,7 @@
 </file>
 
 <file path=word/numbering.xml><?xml version="1.0" encoding="utf-8"?>
-<w:numbering xmlns:wpc="http://schemas.microsoft.com/office/word/2010/wordprocessingCanvas" xmlns:cx="http://schemas.microsoft.com/office/drawing/2014/chartex" xmlns:cx1="http://schemas.microsoft.com/office/drawing/2015/9/8/chartex" xmlns:cx2="http://schemas.microsoft.com/office/drawing/2015/10/21/chartex" xmlns:cx3="http://schemas.microsoft.com/office/drawing/2016/5/9/chartex" xmlns:cx4="http://schemas.microsoft.com/office/drawing/2016/5/10/chartex" xmlns:cx5="http://schemas.microsoft.com/office/drawing/2016/5/11/chartex" xmlns:cx6="http://schemas.microsoft.com/office/drawing/2016/5/12/chartex" xmlns:cx7="http://schemas.microsoft.com/office/drawing/2016/5/13/chartex" xmlns:cx8="http://schemas.microsoft.com/office/drawing/2016/5/14/chartex" xmlns:mc="http://schemas.openxmlformats.org/markup-compatibility/2006" xmlns:aink="http://schemas.microsoft.com/office/drawing/2016/ink" xmlns:am3d="http://schemas.microsoft.com/office/drawing/2017/model3d" xmlns:o="urn:schemas-microsoft-com:office:office" xmlns:oel="http://schemas.microsoft.com/office/2019/extlst" xmlns:r="http://schemas.openxmlformats.org/officeDocument/2006/relationships" xmlns:m="http://schemas.openxmlformats.org/officeDocument/2006/math" xmlns:v="urn:schemas-microsoft-com:vml" xmlns:wp14="http://schemas.microsoft.com/office/word/2010/wordprocessingDrawing" xmlns:wp="http://schemas.openxmlformats.org/drawingml/2006/wordprocessingDrawing" xmlns:w10="urn:schemas-microsoft-com:office:word" xmlns:w="http://schemas.openxmlformats.org/wordprocessingml/2006/main" xmlns:w14="http://schemas.microsoft.com/office/word/2010/wordml" xmlns:w15="http://schemas.microsoft.com/office/word/2012/wordml" xmlns:w16cex="http://schemas.microsoft.com/office/word/2018/wordml/cex" xmlns:w16cid="http://schemas.microsoft.com/office/word/2016/wordml/cid" xmlns:w16="http://schemas.microsoft.com/office/word/2018/wordml" xmlns:w16du="http://schemas.microsoft.com/office/word/2023/wordml/word16du" xmlns:w16sdtdh="http://schemas.microsoft.com/office/word/2020/wordml/sdtdatahash" xmlns:w16sdtfl="http://schemas.microsoft.com/office/word/2024/wordml/sdtformatlock" xmlns:w16se="http://schemas.microsoft.com/office/word/2015/wordml/symex" xmlns:wpg="http://schemas.microsoft.com/office/word/2010/wordprocessingGroup" xmlns:wpi="http://schemas.microsoft.com/office/word/2010/wordprocessingInk" xmlns:wne="http://schemas.microsoft.com/office/word/2006/wordml" xmlns:wps="http://schemas.microsoft.com/office/word/2010/wordprocessingShape" mc:Ignorable="w14 w15 w16se w16cid w16 w16cex w16sdtdh w16sdtfl w16du wp14">
+<w:numbering xmlns:wpc="http://schemas.microsoft.com/office/word/2010/wordprocessingCanvas" xmlns:cx="http://schemas.microsoft.com/office/drawing/2014/chartex" xmlns:cx1="http://schemas.microsoft.com/office/drawing/2015/9/8/chartex" xmlns:cx2="http://schemas.microsoft.com/office/drawing/2015/10/21/chartex" xmlns:cx3="http://schemas.microsoft.com/office/drawing/2016/5/9/chartex" xmlns:cx4="http://schemas.microsoft.com/office/drawing/2016/5/10/chartex" xmlns:cx5="http://schemas.microsoft.com/office/drawing/2016/5/11/chartex" xmlns:cx6="http://schemas.microsoft.com/office/drawing/2016/5/12/chartex" xmlns:cx7="http://schemas.microsoft.com/office/drawing/2016/5/13/chartex" xmlns:cx8="http://schemas.microsoft.com/office/drawing/2016/5/14/chartex" xmlns:mc="http://schemas.openxmlformats.org/markup-compatibility/2006" xmlns:aink="http://schemas.microsoft.com/office/drawing/2016/ink" xmlns:am3d="http://schemas.microsoft.com/office/drawing/2017/model3d" xmlns:o="urn:schemas-microsoft-com:office:office" xmlns:oel="http://schemas.microsoft.com/office/2019/extlst" xmlns:r="http://schemas.openxmlformats.org/officeDocument/2006/relationships" xmlns:m="http://schemas.openxmlformats.org/officeDocument/2006/math" xmlns:v="urn:schemas-microsoft-com:vml" xmlns:wp14="http://schemas.microsoft.com/office/word/2010/wordprocessingDrawing" xmlns:wp="http://schemas.openxmlformats.org/drawingml/2006/wordprocessingDrawing" xmlns:w10="urn:schemas-microsoft-com:office:word" xmlns:w="http://schemas.openxmlformats.org/wordprocessingml/2006/main" xmlns:w14="http://schemas.microsoft.com/office/word/2010/wordml" xmlns:w15="http://schemas.microsoft.com/office/word/2012/wordml" xmlns:w16cei="http://schemas.microsoft.com/office/word/2026/wordml/cei" xmlns:w16cex="http://schemas.microsoft.com/office/word/2018/wordml/cex" xmlns:w16cid="http://schemas.microsoft.com/office/word/2016/wordml/cid" xmlns:w16="http://schemas.microsoft.com/office/word/2018/wordml" xmlns:w16du="http://schemas.microsoft.com/office/word/2023/wordml/word16du" xmlns:w16sdtdh="http://schemas.microsoft.com/office/word/2020/wordml/sdtdatahash" xmlns:w16sdtfl="http://schemas.microsoft.com/office/word/2024/wordml/sdtformatlock" xmlns:w16se="http://schemas.microsoft.com/office/word/2015/wordml/symex" xmlns:wpg="http://schemas.microsoft.com/office/word/2010/wordprocessingGroup" xmlns:wpi="http://schemas.microsoft.com/office/word/2010/wordprocessingInk" xmlns:wne="http://schemas.microsoft.com/office/word/2006/wordml" xmlns:wps="http://schemas.microsoft.com/office/word/2010/wordprocessingShape" mc:Ignorable="w14 w15 w16se w16cid w16 w16cex w16sdtdh w16sdtfl w16du wp14">
   <w:abstractNum w:abstractNumId="0" w15:restartNumberingAfterBreak="0">
     <w:nsid w:val="1F677307"/>
     <w:multiLevelType w:val="hybridMultilevel"/>
@@ -15198,7 +14700,6 @@
       <w:lvlJc w:val="left"/>
       <w:pPr>
         <w:ind w:left="429" w:hanging="428"/>
-        <w:jc w:val="left"/>
       </w:pPr>
       <w:rPr>
         <w:rFonts w:ascii="Verdana" w:eastAsia="Verdana" w:hAnsi="Verdana" w:cs="Verdana" w:hint="default"/>
@@ -15321,7 +14822,6 @@
       <w:lvlJc w:val="left"/>
       <w:pPr>
         <w:ind w:left="429" w:hanging="428"/>
-        <w:jc w:val="left"/>
       </w:pPr>
       <w:rPr>
         <w:rFonts w:ascii="Verdana" w:eastAsia="Verdana" w:hAnsi="Verdana" w:cs="Verdana" w:hint="default"/>
@@ -15444,7 +14944,6 @@
       <w:lvlJc w:val="left"/>
       <w:pPr>
         <w:ind w:left="429" w:hanging="428"/>
-        <w:jc w:val="left"/>
       </w:pPr>
       <w:rPr>
         <w:rFonts w:ascii="Verdana" w:eastAsia="Verdana" w:hAnsi="Verdana" w:cs="Verdana" w:hint="default"/>
@@ -16105,7 +15604,6 @@
   <w:style w:type="character" w:default="1" w:styleId="Fuentedeprrafopredeter">
     <w:name w:val="Default Paragraph Font"/>
     <w:uiPriority w:val="1"/>
-    <w:semiHidden/>
     <w:unhideWhenUsed/>
   </w:style>
   <w:style w:type="table" w:default="1" w:styleId="Tablanormal">
